--- a/Project_Report.docx
+++ b/Project_Report.docx
@@ -1,6 +1,6 @@
 
 <file path=word/document.xml><?xml version="1.0" encoding="utf-8"?>
-<w:document xmlns:wpc="http://schemas.microsoft.com/office/word/2010/wordprocessingCanvas" xmlns:cx="http://schemas.microsoft.com/office/drawing/2014/chartex" xmlns:cx1="http://schemas.microsoft.com/office/drawing/2015/9/8/chartex" xmlns:cx2="http://schemas.microsoft.com/office/drawing/2015/10/21/chartex" xmlns:cx3="http://schemas.microsoft.com/office/drawing/2016/5/9/chartex" xmlns:cx4="http://schemas.microsoft.com/office/drawing/2016/5/10/chartex" xmlns:cx5="http://schemas.microsoft.com/office/drawing/2016/5/11/chartex" xmlns:cx6="http://schemas.microsoft.com/office/drawing/2016/5/12/chartex" xmlns:cx7="http://schemas.microsoft.com/office/drawing/2016/5/13/chartex" xmlns:cx8="http://schemas.microsoft.com/office/drawing/2016/5/14/chartex" xmlns:mc="http://schemas.openxmlformats.org/markup-compatibility/2006" xmlns:aink="http://schemas.microsoft.com/office/drawing/2016/ink" xmlns:am3d="http://schemas.microsoft.com/office/drawing/2017/model3d" xmlns:o="urn:schemas-microsoft-com:office:office" xmlns:oel="http://schemas.microsoft.com/office/2019/extlst" xmlns:r="http://schemas.openxmlformats.org/officeDocument/2006/relationships" xmlns:m="http://schemas.openxmlformats.org/officeDocument/2006/math" xmlns:v="urn:schemas-microsoft-com:vml" xmlns:wp14="http://schemas.microsoft.com/office/word/2010/wordprocessingDrawing" xmlns:wp="http://schemas.openxmlformats.org/drawingml/2006/wordprocessingDrawing" xmlns:w10="urn:schemas-microsoft-com:office:word" xmlns:w="http://schemas.openxmlformats.org/wordprocessingml/2006/main" xmlns:w14="http://schemas.microsoft.com/office/word/2010/wordml" xmlns:w15="http://schemas.microsoft.com/office/word/2012/wordml" xmlns:w16cex="http://schemas.microsoft.com/office/word/2018/wordml/cex" xmlns:w16cid="http://schemas.microsoft.com/office/word/2016/wordml/cid" xmlns:w16="http://schemas.microsoft.com/office/word/2018/wordml" xmlns:w16du="http://schemas.microsoft.com/office/word/2023/wordml/word16du" xmlns:w16sdtdh="http://schemas.microsoft.com/office/word/2020/wordml/sdtdatahash" xmlns:w16sdtfl="http://schemas.microsoft.com/office/word/2024/wordml/sdtformatlock" xmlns:w16se="http://schemas.microsoft.com/office/word/2015/wordml/symex" xmlns:wpg="http://schemas.microsoft.com/office/word/2010/wordprocessingGroup" xmlns:wpi="http://schemas.microsoft.com/office/word/2010/wordprocessingInk" xmlns:wne="http://schemas.microsoft.com/office/word/2006/wordml" xmlns:wps="http://schemas.microsoft.com/office/word/2010/wordprocessingShape" mc:Ignorable="w14 w15 w16se w16cid w16 w16cex w16sdtdh w16sdtfl w16du wp14">
+<w:document xmlns:wpc="http://schemas.microsoft.com/office/word/2010/wordprocessingCanvas" xmlns:cx="http://schemas.microsoft.com/office/drawing/2014/chartex" xmlns:cx1="http://schemas.microsoft.com/office/drawing/2015/9/8/chartex" xmlns:cx2="http://schemas.microsoft.com/office/drawing/2015/10/21/chartex" xmlns:cx3="http://schemas.microsoft.com/office/drawing/2016/5/9/chartex" xmlns:cx4="http://schemas.microsoft.com/office/drawing/2016/5/10/chartex" xmlns:cx5="http://schemas.microsoft.com/office/drawing/2016/5/11/chartex" xmlns:cx6="http://schemas.microsoft.com/office/drawing/2016/5/12/chartex" xmlns:cx7="http://schemas.microsoft.com/office/drawing/2016/5/13/chartex" xmlns:cx8="http://schemas.microsoft.com/office/drawing/2016/5/14/chartex" xmlns:mc="http://schemas.openxmlformats.org/markup-compatibility/2006" xmlns:aink="http://schemas.microsoft.com/office/drawing/2016/ink" xmlns:am3d="http://schemas.microsoft.com/office/drawing/2017/model3d" xmlns:o="urn:schemas-microsoft-com:office:office" xmlns:oel="http://schemas.microsoft.com/office/2019/extlst" xmlns:r="http://schemas.openxmlformats.org/officeDocument/2006/relationships" xmlns:m="http://schemas.openxmlformats.org/officeDocument/2006/math" xmlns:v="urn:schemas-microsoft-com:vml" xmlns:wp14="http://schemas.microsoft.com/office/word/2010/wordprocessingDrawing" xmlns:wp="http://schemas.openxmlformats.org/drawingml/2006/wordprocessingDrawing" xmlns:w10="urn:schemas-microsoft-com:office:word" xmlns:w="http://schemas.openxmlformats.org/wordprocessingml/2006/main" xmlns:w14="http://schemas.microsoft.com/office/word/2010/wordml" xmlns:w15="http://schemas.microsoft.com/office/word/2012/wordml" xmlns:w16cex="http://schemas.microsoft.com/office/word/2018/wordml/cex" xmlns:w16cid="http://schemas.microsoft.com/office/word/2016/wordml/cid" xmlns:w16="http://schemas.microsoft.com/office/word/2018/wordml" xmlns:w16sdtdh="http://schemas.microsoft.com/office/word/2020/wordml/sdtdatahash" xmlns:w16se="http://schemas.microsoft.com/office/word/2015/wordml/symex" xmlns:wpg="http://schemas.microsoft.com/office/word/2010/wordprocessingGroup" xmlns:wpi="http://schemas.microsoft.com/office/word/2010/wordprocessingInk" xmlns:wne="http://schemas.microsoft.com/office/word/2006/wordml" xmlns:wps="http://schemas.microsoft.com/office/word/2010/wordprocessingShape" mc:Ignorable="w14 w15 w16se w16cid w16 w16cex w16sdtdh wp14">
   <w:body>
     <w:p>
       <w:pPr>
@@ -157,7 +157,7 @@
         </w:rPr>
         <w:t>Supervisor: Dr. Muzammil Behzad [</w:t>
       </w:r>
-      <w:hyperlink r:id="rId6" w:history="1">
+      <w:hyperlink r:id="rId8" w:history="1">
         <w:r>
           <w:rPr>
             <w:rStyle w:val="Hyperlink"/>
@@ -270,9 +270,8 @@
           <w:sz w:val="28"/>
           <w:szCs w:val="28"/>
         </w:rPr>
-        <w:t xml:space="preserve">The research presents an efficient hybrid super-resolution system which operates on CPUs while maintaining performance within an </w:t>
-      </w:r>
-      <w:proofErr w:type="gramStart"/>
+        <w:t xml:space="preserve">The research presents an efficient hybrid super-resolution system which operates on CPUs while maintaining performance within an 8--20 second time frame. The proposed method unites core components from GAN and diffusion models to achieve better results at a cost that does not exceed affordable computational needs. The QualityHybridSRModel consists of a fundamental SR backbone which works together with an edge-conditioned refinement module. The research investigates previous prototype results and evaluates </w:t>
+      </w:r>
       <w:r>
         <w:rPr>
           <w:rFonts w:asciiTheme="minorHAnsi" w:eastAsia="Times New Roman" w:hAnsiTheme="minorHAnsi" w:cstheme="minorHAnsi"/>
@@ -280,9 +279,8 @@
           <w:sz w:val="28"/>
           <w:szCs w:val="28"/>
         </w:rPr>
-        <w:t>8--20</w:t>
-      </w:r>
-      <w:proofErr w:type="gramEnd"/>
+        <w:t>the</w:t>
+      </w:r>
       <w:r>
         <w:rPr>
           <w:rFonts w:asciiTheme="minorHAnsi" w:eastAsia="Times New Roman" w:hAnsiTheme="minorHAnsi" w:cstheme="minorHAnsi"/>
@@ -290,9 +288,8 @@
           <w:sz w:val="28"/>
           <w:szCs w:val="28"/>
         </w:rPr>
-        <w:t xml:space="preserve"> second time frame. The proposed method unites core components from GAN and diffusion models to achieve better results at a cost that does not exceed affordable computational needs. The </w:t>
-      </w:r>
-      <w:proofErr w:type="spellStart"/>
+        <w:t xml:space="preserve"> design against current hybrid systems while exploring the question of whether diffusion models outperform GANs in super-resolution tasks. The experimental results together with current benchmark results demonstrate that neither diffusion nor GANs dominate all other methods but </w:t>
+      </w:r>
       <w:r>
         <w:rPr>
           <w:rFonts w:asciiTheme="minorHAnsi" w:eastAsia="Times New Roman" w:hAnsiTheme="minorHAnsi" w:cstheme="minorHAnsi"/>
@@ -300,9 +297,8 @@
           <w:sz w:val="28"/>
           <w:szCs w:val="28"/>
         </w:rPr>
-        <w:t>QualityHybridSRModel</w:t>
-      </w:r>
-      <w:proofErr w:type="spellEnd"/>
+        <w:t>the</w:t>
+      </w:r>
       <w:r>
         <w:rPr>
           <w:rFonts w:asciiTheme="minorHAnsi" w:eastAsia="Times New Roman" w:hAnsiTheme="minorHAnsi" w:cstheme="minorHAnsi"/>
@@ -310,7 +306,7 @@
           <w:sz w:val="28"/>
           <w:szCs w:val="28"/>
         </w:rPr>
-        <w:t xml:space="preserve"> consists of a fundamental SR backbone which works together with an edge-conditioned refinement module. The research investigates previous prototype results and evaluates our design against current hybrid systems while exploring the question of whether diffusion models outperform GANs in super-resolution tasks. The experimental results together with current benchmark results demonstrate that neither diffusion nor GANs dominate all other methods but our proposed hybrid approach delivers practical results for CPU-based systems.</w:t>
+        <w:t xml:space="preserve"> proposed hybrid approach delivers practical results for CPU-based systems.</w:t>
       </w:r>
     </w:p>
     <w:p>
@@ -374,31 +370,7 @@
           <w:sz w:val="28"/>
           <w:szCs w:val="28"/>
         </w:rPr>
-        <w:t xml:space="preserve">The single-image super-resolution (SR) process aims to create high-resolution (HR) images from their corresponding low-resolution (LR) versions while maintaining all original details. The recovery of meaningful texture and sharpness becomes more challenging when the input image fails to contain vital details and structural boundaries. ESRGAN and Real-ESRGAN introduced major improvements through GAN-based SR models which learned to generate realistic details that produced clear and visually appealing results. Traditional interpolation methods operate at high </w:t>
-      </w:r>
-      <w:proofErr w:type="gramStart"/>
-      <w:r>
-        <w:rPr>
-          <w:rFonts w:asciiTheme="minorHAnsi" w:hAnsiTheme="minorHAnsi" w:cstheme="minorHAnsi"/>
-          <w:b w:val="0"/>
-          <w:bCs w:val="0"/>
-          <w:color w:val="000000" w:themeColor="text1"/>
-          <w:sz w:val="28"/>
-          <w:szCs w:val="28"/>
-        </w:rPr>
-        <w:t>speed</w:t>
-      </w:r>
-      <w:proofErr w:type="gramEnd"/>
-      <w:r>
-        <w:rPr>
-          <w:rFonts w:asciiTheme="minorHAnsi" w:hAnsiTheme="minorHAnsi" w:cstheme="minorHAnsi"/>
-          <w:b w:val="0"/>
-          <w:bCs w:val="0"/>
-          <w:color w:val="000000" w:themeColor="text1"/>
-          <w:sz w:val="28"/>
-          <w:szCs w:val="28"/>
-        </w:rPr>
-        <w:t xml:space="preserve"> but they fail to retrieve authentic details in the image. The SR process in diffusion-based models consists of multiple sequential denoising steps which create realistic output while reducing unwanted artifacts.</w:t>
+        <w:t>The single-image super-resolution (SR) process aims to create high-resolution (HR) images from their corresponding low-resolution (LR) versions while maintaining all original details. The recovery of meaningful texture and sharpness becomes more challenging when the input image fails to contain vital details and structural boundaries. ESRGAN and Real-ESRGAN introduced major improvements through GAN-based SR models which learned to generate realistic details that produced clear and visually appealing results. Traditional interpolation methods operate at high speed but they fail to retrieve authentic details in the image. The SR process in diffusion-based models consists of multiple sequential denoising steps which create realistic output while reducing unwanted artifacts.</w:t>
       </w:r>
     </w:p>
     <w:p>
@@ -447,79 +419,7 @@
           <w:szCs w:val="28"/>
         </w:rPr>
         <w:lastRenderedPageBreak/>
-        <w:t xml:space="preserve">The current state of SR research has achieved major </w:t>
-      </w:r>
-      <w:proofErr w:type="gramStart"/>
-      <w:r>
-        <w:rPr>
-          <w:rFonts w:asciiTheme="minorHAnsi" w:hAnsiTheme="minorHAnsi" w:cstheme="minorHAnsi"/>
-          <w:b w:val="0"/>
-          <w:bCs w:val="0"/>
-          <w:color w:val="000000" w:themeColor="text1"/>
-          <w:sz w:val="28"/>
-          <w:szCs w:val="28"/>
-        </w:rPr>
-        <w:t>advancements</w:t>
-      </w:r>
-      <w:proofErr w:type="gramEnd"/>
-      <w:r>
-        <w:rPr>
-          <w:rFonts w:asciiTheme="minorHAnsi" w:hAnsiTheme="minorHAnsi" w:cstheme="minorHAnsi"/>
-          <w:b w:val="0"/>
-          <w:bCs w:val="0"/>
-          <w:color w:val="000000" w:themeColor="text1"/>
-          <w:sz w:val="28"/>
-          <w:szCs w:val="28"/>
-        </w:rPr>
-        <w:t xml:space="preserve"> yet users face multiple difficulties when using existing methods. The main disadvantage of GAN-based SR models exists in their ability to create artificial textures and unstable edges during training. </w:t>
-      </w:r>
-      <w:proofErr w:type="gramStart"/>
-      <w:r>
-        <w:rPr>
-          <w:rFonts w:asciiTheme="minorHAnsi" w:hAnsiTheme="minorHAnsi" w:cstheme="minorHAnsi"/>
-          <w:b w:val="0"/>
-          <w:bCs w:val="0"/>
-          <w:color w:val="000000" w:themeColor="text1"/>
-          <w:sz w:val="28"/>
-          <w:szCs w:val="28"/>
-        </w:rPr>
-        <w:t>The majority of</w:t>
-      </w:r>
-      <w:proofErr w:type="gramEnd"/>
-      <w:r>
-        <w:rPr>
-          <w:rFonts w:asciiTheme="minorHAnsi" w:hAnsiTheme="minorHAnsi" w:cstheme="minorHAnsi"/>
-          <w:b w:val="0"/>
-          <w:bCs w:val="0"/>
-          <w:color w:val="000000" w:themeColor="text1"/>
-          <w:sz w:val="28"/>
-          <w:szCs w:val="28"/>
-        </w:rPr>
-        <w:t xml:space="preserve"> proposed hybrid SR models unite deep GAN backbones with extensive diffusion </w:t>
-      </w:r>
-      <w:proofErr w:type="spellStart"/>
-      <w:r>
-        <w:rPr>
-          <w:rFonts w:asciiTheme="minorHAnsi" w:hAnsiTheme="minorHAnsi" w:cstheme="minorHAnsi"/>
-          <w:b w:val="0"/>
-          <w:bCs w:val="0"/>
-          <w:color w:val="000000" w:themeColor="text1"/>
-          <w:sz w:val="28"/>
-          <w:szCs w:val="28"/>
-        </w:rPr>
-        <w:t>UNets</w:t>
-      </w:r>
-      <w:proofErr w:type="spellEnd"/>
-      <w:r>
-        <w:rPr>
-          <w:rFonts w:asciiTheme="minorHAnsi" w:hAnsiTheme="minorHAnsi" w:cstheme="minorHAnsi"/>
-          <w:b w:val="0"/>
-          <w:bCs w:val="0"/>
-          <w:color w:val="000000" w:themeColor="text1"/>
-          <w:sz w:val="28"/>
-          <w:szCs w:val="28"/>
-        </w:rPr>
-        <w:t xml:space="preserve"> which produces excessive computational requirements.</w:t>
+        <w:t>The current state of SR research has achieved major advancements yet users face multiple difficulties when using existing methods. The main disadvantage of GAN-based SR models exists in their ability to create artificial textures and unstable edges during training. The majority of proposed hybrid SR models unite deep GAN backbones with extensive diffusion UNets which produces excessive computational requirements.</w:t>
       </w:r>
     </w:p>
     <w:p>
@@ -663,7 +563,51 @@
           <w:sz w:val="28"/>
           <w:szCs w:val="28"/>
         </w:rPr>
-        <w:t>The research project consists of three fundamental objectives which serve as its fundamental framework. The development of a lightweight SR architecture which unites core elements from GAN and diffusion models. The method depends on edge information as its fundamental structural reference point during its refinement process. The research evaluates our final hybrid design against previous versions and examines their design choices. The research investigates how our findings affect the ongoing discussion about diffusion models versus GANs in image super-resolution.</w:t>
+        <w:t xml:space="preserve">The research project consists of three fundamental objectives which serve as its fundamental framework. The development of a lightweight SR architecture which unites core elements from GAN and diffusion models. The method depends on edge information as its fundamental structural reference point during its refinement process. The research evaluates </w:t>
+      </w:r>
+      <w:r>
+        <w:rPr>
+          <w:rFonts w:asciiTheme="minorHAnsi" w:hAnsiTheme="minorHAnsi" w:cstheme="minorHAnsi"/>
+          <w:b w:val="0"/>
+          <w:bCs w:val="0"/>
+          <w:color w:val="000000" w:themeColor="text1"/>
+          <w:sz w:val="28"/>
+          <w:szCs w:val="28"/>
+        </w:rPr>
+        <w:t>the</w:t>
+      </w:r>
+      <w:r>
+        <w:rPr>
+          <w:rFonts w:asciiTheme="minorHAnsi" w:hAnsiTheme="minorHAnsi" w:cstheme="minorHAnsi"/>
+          <w:b w:val="0"/>
+          <w:bCs w:val="0"/>
+          <w:color w:val="000000" w:themeColor="text1"/>
+          <w:sz w:val="28"/>
+          <w:szCs w:val="28"/>
+        </w:rPr>
+        <w:t xml:space="preserve"> final hybrid design against previous versions and examines their design choices. The research investigates how </w:t>
+      </w:r>
+      <w:r>
+        <w:rPr>
+          <w:rFonts w:asciiTheme="minorHAnsi" w:hAnsiTheme="minorHAnsi" w:cstheme="minorHAnsi"/>
+          <w:b w:val="0"/>
+          <w:bCs w:val="0"/>
+          <w:color w:val="000000" w:themeColor="text1"/>
+          <w:sz w:val="28"/>
+          <w:szCs w:val="28"/>
+        </w:rPr>
+        <w:t xml:space="preserve">the </w:t>
+      </w:r>
+      <w:r>
+        <w:rPr>
+          <w:rFonts w:asciiTheme="minorHAnsi" w:hAnsiTheme="minorHAnsi" w:cstheme="minorHAnsi"/>
+          <w:b w:val="0"/>
+          <w:bCs w:val="0"/>
+          <w:color w:val="000000" w:themeColor="text1"/>
+          <w:sz w:val="28"/>
+          <w:szCs w:val="28"/>
+        </w:rPr>
+        <w:t>findings affect the ongoing discussion about diffusion models versus GANs in image super-resolution.</w:t>
       </w:r>
     </w:p>
     <w:p>
@@ -800,79 +744,7 @@
           <w:sz w:val="28"/>
           <w:szCs w:val="28"/>
         </w:rPr>
-        <w:t xml:space="preserve">The diffusion-based SR method generates stable </w:t>
-      </w:r>
-      <w:proofErr w:type="gramStart"/>
-      <w:r>
-        <w:rPr>
-          <w:rFonts w:asciiTheme="minorHAnsi" w:hAnsiTheme="minorHAnsi" w:cstheme="minorHAnsi"/>
-          <w:b w:val="0"/>
-          <w:bCs w:val="0"/>
-          <w:color w:val="000000" w:themeColor="text1"/>
-          <w:sz w:val="28"/>
-          <w:szCs w:val="28"/>
-        </w:rPr>
-        <w:t>outputs</w:t>
-      </w:r>
-      <w:proofErr w:type="gramEnd"/>
-      <w:r>
-        <w:rPr>
-          <w:rFonts w:asciiTheme="minorHAnsi" w:hAnsiTheme="minorHAnsi" w:cstheme="minorHAnsi"/>
-          <w:b w:val="0"/>
-          <w:bCs w:val="0"/>
-          <w:color w:val="000000" w:themeColor="text1"/>
-          <w:sz w:val="28"/>
-          <w:szCs w:val="28"/>
-        </w:rPr>
-        <w:t xml:space="preserve"> through its denoising </w:t>
-      </w:r>
-      <w:proofErr w:type="gramStart"/>
-      <w:r>
-        <w:rPr>
-          <w:rFonts w:asciiTheme="minorHAnsi" w:hAnsiTheme="minorHAnsi" w:cstheme="minorHAnsi"/>
-          <w:b w:val="0"/>
-          <w:bCs w:val="0"/>
-          <w:color w:val="000000" w:themeColor="text1"/>
-          <w:sz w:val="28"/>
-          <w:szCs w:val="28"/>
-        </w:rPr>
-        <w:t>process</w:t>
-      </w:r>
-      <w:proofErr w:type="gramEnd"/>
-      <w:r>
-        <w:rPr>
-          <w:rFonts w:asciiTheme="minorHAnsi" w:hAnsiTheme="minorHAnsi" w:cstheme="minorHAnsi"/>
-          <w:b w:val="0"/>
-          <w:bCs w:val="0"/>
-          <w:color w:val="000000" w:themeColor="text1"/>
-          <w:sz w:val="28"/>
-          <w:szCs w:val="28"/>
-        </w:rPr>
-        <w:t xml:space="preserve"> but it requires multiple steps to produce results. GAN-based SR models generate detailed </w:t>
-      </w:r>
-      <w:proofErr w:type="gramStart"/>
-      <w:r>
-        <w:rPr>
-          <w:rFonts w:asciiTheme="minorHAnsi" w:hAnsiTheme="minorHAnsi" w:cstheme="minorHAnsi"/>
-          <w:b w:val="0"/>
-          <w:bCs w:val="0"/>
-          <w:color w:val="000000" w:themeColor="text1"/>
-          <w:sz w:val="28"/>
-          <w:szCs w:val="28"/>
-        </w:rPr>
-        <w:t>textures</w:t>
-      </w:r>
-      <w:proofErr w:type="gramEnd"/>
-      <w:r>
-        <w:rPr>
-          <w:rFonts w:asciiTheme="minorHAnsi" w:hAnsiTheme="minorHAnsi" w:cstheme="minorHAnsi"/>
-          <w:b w:val="0"/>
-          <w:bCs w:val="0"/>
-          <w:color w:val="000000" w:themeColor="text1"/>
-          <w:sz w:val="28"/>
-          <w:szCs w:val="28"/>
-        </w:rPr>
-        <w:t xml:space="preserve"> but they produce unrealistic artifacts during their operation. SR methods exist in three distinct categories which researchers use to classify them. Hybrid </w:t>
+        <w:t xml:space="preserve">The diffusion-based SR method generates stable outputs through its denoising process but it requires multiple steps to produce results. GAN-based SR models generate detailed textures but they produce unrealistic artifacts during their operation. SR methods exist in three distinct categories which researchers use to classify them. Hybrid </w:t>
       </w:r>
       <w:r>
         <w:rPr>
@@ -884,29 +756,7 @@
           <w:szCs w:val="28"/>
         </w:rPr>
         <w:lastRenderedPageBreak/>
-        <w:t xml:space="preserve">SR models achieve better results through GAN and diffusion method </w:t>
-      </w:r>
-      <w:r>
-        <w:rPr>
-          <w:rFonts w:asciiTheme="minorHAnsi" w:hAnsiTheme="minorHAnsi" w:cstheme="minorHAnsi"/>
-          <w:b w:val="0"/>
-          <w:bCs w:val="0"/>
-          <w:color w:val="000000" w:themeColor="text1"/>
-          <w:sz w:val="28"/>
-          <w:szCs w:val="28"/>
-        </w:rPr>
-        <w:t>integration,</w:t>
-      </w:r>
-      <w:r>
-        <w:rPr>
-          <w:rFonts w:asciiTheme="minorHAnsi" w:hAnsiTheme="minorHAnsi" w:cstheme="minorHAnsi"/>
-          <w:b w:val="0"/>
-          <w:bCs w:val="0"/>
-          <w:color w:val="000000" w:themeColor="text1"/>
-          <w:sz w:val="28"/>
-          <w:szCs w:val="28"/>
-        </w:rPr>
-        <w:t xml:space="preserve"> but their implementation needs powerful computer systems.</w:t>
+        <w:t>SR models achieve better results through GAN and diffusion method integration, but their implementation needs powerful computer systems.</w:t>
       </w:r>
     </w:p>
     <w:p>
@@ -978,103 +828,7 @@
           <w:sz w:val="28"/>
           <w:szCs w:val="28"/>
         </w:rPr>
-        <w:t xml:space="preserve">Research has developed multiple hybrid SR models which use GANs and diffusion methods together for better results. The shared-latent </w:t>
-      </w:r>
-      <w:proofErr w:type="gramStart"/>
-      <w:r>
-        <w:rPr>
-          <w:rFonts w:asciiTheme="minorHAnsi" w:hAnsiTheme="minorHAnsi" w:cstheme="minorHAnsi"/>
-          <w:b w:val="0"/>
-          <w:bCs w:val="0"/>
-          <w:color w:val="000000" w:themeColor="text1"/>
-          <w:sz w:val="28"/>
-          <w:szCs w:val="28"/>
-        </w:rPr>
-        <w:t>GAN--diffusion</w:t>
-      </w:r>
-      <w:proofErr w:type="gramEnd"/>
-      <w:r>
-        <w:rPr>
-          <w:rFonts w:asciiTheme="minorHAnsi" w:hAnsiTheme="minorHAnsi" w:cstheme="minorHAnsi"/>
-          <w:b w:val="0"/>
-          <w:bCs w:val="0"/>
-          <w:color w:val="000000" w:themeColor="text1"/>
-          <w:sz w:val="28"/>
-          <w:szCs w:val="28"/>
-        </w:rPr>
-        <w:t xml:space="preserve"> models achieve excellent </w:t>
-      </w:r>
-      <w:proofErr w:type="gramStart"/>
-      <w:r>
-        <w:rPr>
-          <w:rFonts w:asciiTheme="minorHAnsi" w:hAnsiTheme="minorHAnsi" w:cstheme="minorHAnsi"/>
-          <w:b w:val="0"/>
-          <w:bCs w:val="0"/>
-          <w:color w:val="000000" w:themeColor="text1"/>
-          <w:sz w:val="28"/>
-          <w:szCs w:val="28"/>
-        </w:rPr>
-        <w:t>results</w:t>
-      </w:r>
-      <w:proofErr w:type="gramEnd"/>
-      <w:r>
-        <w:rPr>
-          <w:rFonts w:asciiTheme="minorHAnsi" w:hAnsiTheme="minorHAnsi" w:cstheme="minorHAnsi"/>
-          <w:b w:val="0"/>
-          <w:bCs w:val="0"/>
-          <w:color w:val="000000" w:themeColor="text1"/>
-          <w:sz w:val="28"/>
-          <w:szCs w:val="28"/>
-        </w:rPr>
-        <w:t xml:space="preserve"> but their complexity makes them difficult to implement. The combination of GAN </w:t>
-      </w:r>
-      <w:proofErr w:type="spellStart"/>
-      <w:r>
-        <w:rPr>
-          <w:rFonts w:asciiTheme="minorHAnsi" w:hAnsiTheme="minorHAnsi" w:cstheme="minorHAnsi"/>
-          <w:b w:val="0"/>
-          <w:bCs w:val="0"/>
-          <w:color w:val="000000" w:themeColor="text1"/>
-          <w:sz w:val="28"/>
-          <w:szCs w:val="28"/>
-        </w:rPr>
-        <w:t>upsampling</w:t>
-      </w:r>
-      <w:proofErr w:type="spellEnd"/>
-      <w:r>
-        <w:rPr>
-          <w:rFonts w:asciiTheme="minorHAnsi" w:hAnsiTheme="minorHAnsi" w:cstheme="minorHAnsi"/>
-          <w:b w:val="0"/>
-          <w:bCs w:val="0"/>
-          <w:color w:val="000000" w:themeColor="text1"/>
-          <w:sz w:val="28"/>
-          <w:szCs w:val="28"/>
-        </w:rPr>
-        <w:t xml:space="preserve"> with diffusion refinement produces effective results but requires extended processing time. Industrial multimodal hybrids produce exceptional </w:t>
-      </w:r>
-      <w:proofErr w:type="gramStart"/>
-      <w:r>
-        <w:rPr>
-          <w:rFonts w:asciiTheme="minorHAnsi" w:hAnsiTheme="minorHAnsi" w:cstheme="minorHAnsi"/>
-          <w:b w:val="0"/>
-          <w:bCs w:val="0"/>
-          <w:color w:val="000000" w:themeColor="text1"/>
-          <w:sz w:val="28"/>
-          <w:szCs w:val="28"/>
-        </w:rPr>
-        <w:t>results</w:t>
-      </w:r>
-      <w:proofErr w:type="gramEnd"/>
-      <w:r>
-        <w:rPr>
-          <w:rFonts w:asciiTheme="minorHAnsi" w:hAnsiTheme="minorHAnsi" w:cstheme="minorHAnsi"/>
-          <w:b w:val="0"/>
-          <w:bCs w:val="0"/>
-          <w:color w:val="000000" w:themeColor="text1"/>
-          <w:sz w:val="28"/>
-          <w:szCs w:val="28"/>
-        </w:rPr>
-        <w:t xml:space="preserve"> yet their large size prevents them from running on CPUs.</w:t>
+        <w:t>Research has developed multiple hybrid SR models which use GANs and diffusion methods together for better results. The shared-latent GAN--diffusion models achieve excellent results but their complexity makes them difficult to implement. The combination of GAN upsampling with diffusion refinement produces effective results but requires extended processing time. Industrial multimodal hybrids produce exceptional results yet their large size prevents them from running on CPUs.</w:t>
       </w:r>
     </w:p>
     <w:p>
@@ -1186,6 +940,7 @@
       <w:r>
         <w:rPr>
           <w:rFonts w:cstheme="minorHAnsi"/>
+          <w:noProof/>
           <w:color w:val="000000" w:themeColor="text1"/>
           <w:sz w:val="28"/>
           <w:szCs w:val="28"/>
@@ -1225,7 +980,7 @@
                     </pic:cNvPicPr>
                   </pic:nvPicPr>
                   <pic:blipFill>
-                    <a:blip r:embed="rId7" cstate="print">
+                    <a:blip r:embed="rId9" cstate="print">
                       <a:extLst>
                         <a:ext uri="{28A0092B-C50C-407E-A947-70E740481C1C}">
                           <a14:useLocalDpi xmlns:a14="http://schemas.microsoft.com/office/drawing/2010/main" val="0"/>
@@ -1338,27 +1093,7 @@
           <w:sz w:val="28"/>
           <w:szCs w:val="28"/>
         </w:rPr>
-        <w:t xml:space="preserve">The combination of GAN and diffusion elements in hybrid models leads to increased computational requirements. The system performs poorly when running on CPU hardware. The system requires extensive </w:t>
-      </w:r>
-      <w:proofErr w:type="spellStart"/>
-      <w:r>
-        <w:rPr>
-          <w:rFonts w:asciiTheme="minorHAnsi" w:eastAsia="Times New Roman" w:hAnsiTheme="minorHAnsi" w:cstheme="minorHAnsi"/>
-          <w:color w:val="000000" w:themeColor="text1"/>
-          <w:sz w:val="28"/>
-          <w:szCs w:val="28"/>
-        </w:rPr>
-        <w:t>UNet</w:t>
-      </w:r>
-      <w:proofErr w:type="spellEnd"/>
-      <w:r>
-        <w:rPr>
-          <w:rFonts w:asciiTheme="minorHAnsi" w:eastAsia="Times New Roman" w:hAnsiTheme="minorHAnsi" w:cstheme="minorHAnsi"/>
-          <w:color w:val="000000" w:themeColor="text1"/>
-          <w:sz w:val="28"/>
-          <w:szCs w:val="28"/>
-        </w:rPr>
-        <w:t xml:space="preserve"> structures. The system requires substantial memory resources for operation. The system takes an extended period to complete its operations.</w:t>
+        <w:t>The combination of GAN and diffusion elements in hybrid models leads to increased computational requirements. The system performs poorly when running on CPU hardware. The system requires extensive UNet structures. The system requires substantial memory resources for operation. The system takes an extended period to complete its operations.</w:t>
       </w:r>
     </w:p>
     <w:p/>
@@ -1423,55 +1158,7 @@
           <w:sz w:val="28"/>
           <w:szCs w:val="28"/>
         </w:rPr>
-        <w:t xml:space="preserve">The first attempt employed </w:t>
-      </w:r>
-      <w:proofErr w:type="spellStart"/>
-      <w:r>
-        <w:rPr>
-          <w:rFonts w:asciiTheme="minorHAnsi" w:hAnsiTheme="minorHAnsi" w:cstheme="minorHAnsi"/>
-          <w:b w:val="0"/>
-          <w:bCs w:val="0"/>
-          <w:color w:val="000000" w:themeColor="text1"/>
-          <w:sz w:val="28"/>
-          <w:szCs w:val="28"/>
-        </w:rPr>
-        <w:t>RRDBNet</w:t>
-      </w:r>
-      <w:proofErr w:type="spellEnd"/>
-      <w:r>
-        <w:rPr>
-          <w:rFonts w:asciiTheme="minorHAnsi" w:hAnsiTheme="minorHAnsi" w:cstheme="minorHAnsi"/>
-          <w:b w:val="0"/>
-          <w:bCs w:val="0"/>
-          <w:color w:val="000000" w:themeColor="text1"/>
-          <w:sz w:val="28"/>
-          <w:szCs w:val="28"/>
-        </w:rPr>
-        <w:t xml:space="preserve"> with </w:t>
-      </w:r>
-      <w:proofErr w:type="spellStart"/>
-      <w:r>
-        <w:rPr>
-          <w:rFonts w:asciiTheme="minorHAnsi" w:hAnsiTheme="minorHAnsi" w:cstheme="minorHAnsi"/>
-          <w:b w:val="0"/>
-          <w:bCs w:val="0"/>
-          <w:color w:val="000000" w:themeColor="text1"/>
-          <w:sz w:val="28"/>
-          <w:szCs w:val="28"/>
-        </w:rPr>
-        <w:t>TinyDiffusionRefiner</w:t>
-      </w:r>
-      <w:proofErr w:type="spellEnd"/>
-      <w:r>
-        <w:rPr>
-          <w:rFonts w:asciiTheme="minorHAnsi" w:hAnsiTheme="minorHAnsi" w:cstheme="minorHAnsi"/>
-          <w:b w:val="0"/>
-          <w:bCs w:val="0"/>
-          <w:color w:val="000000" w:themeColor="text1"/>
-          <w:sz w:val="28"/>
-          <w:szCs w:val="28"/>
-        </w:rPr>
-        <w:t xml:space="preserve"> to produce excellent </w:t>
+        <w:t xml:space="preserve">The first attempt employed RRDBNet with TinyDiffusionRefiner to produce excellent </w:t>
       </w:r>
       <w:r>
         <w:rPr>
@@ -1493,31 +1180,7 @@
           <w:sz w:val="28"/>
           <w:szCs w:val="28"/>
         </w:rPr>
-        <w:t xml:space="preserve"> yet it did not fulfill the required CPU performance standards. The </w:t>
-      </w:r>
-      <w:proofErr w:type="spellStart"/>
-      <w:r>
-        <w:rPr>
-          <w:rFonts w:asciiTheme="minorHAnsi" w:hAnsiTheme="minorHAnsi" w:cstheme="minorHAnsi"/>
-          <w:b w:val="0"/>
-          <w:bCs w:val="0"/>
-          <w:color w:val="000000" w:themeColor="text1"/>
-          <w:sz w:val="28"/>
-          <w:szCs w:val="28"/>
-        </w:rPr>
-        <w:t>FastHybridSRModel</w:t>
-      </w:r>
-      <w:proofErr w:type="spellEnd"/>
-      <w:r>
-        <w:rPr>
-          <w:rFonts w:asciiTheme="minorHAnsi" w:hAnsiTheme="minorHAnsi" w:cstheme="minorHAnsi"/>
-          <w:b w:val="0"/>
-          <w:bCs w:val="0"/>
-          <w:color w:val="000000" w:themeColor="text1"/>
-          <w:sz w:val="28"/>
-          <w:szCs w:val="28"/>
-        </w:rPr>
-        <w:t xml:space="preserve"> achieved fast </w:t>
+        <w:t xml:space="preserve"> yet it did not fulfill the required CPU performance standards. The FastHybridSRModel achieved fast </w:t>
       </w:r>
       <w:r>
         <w:rPr>
@@ -1539,55 +1202,7 @@
           <w:sz w:val="28"/>
           <w:szCs w:val="28"/>
         </w:rPr>
-        <w:t xml:space="preserve"> but its perceptual quality remained insufficient. The </w:t>
-      </w:r>
-      <w:proofErr w:type="spellStart"/>
-      <w:r>
-        <w:rPr>
-          <w:rFonts w:asciiTheme="minorHAnsi" w:hAnsiTheme="minorHAnsi" w:cstheme="minorHAnsi"/>
-          <w:b w:val="0"/>
-          <w:bCs w:val="0"/>
-          <w:color w:val="000000" w:themeColor="text1"/>
-          <w:sz w:val="28"/>
-          <w:szCs w:val="28"/>
-        </w:rPr>
-        <w:t>ImprovedSRModel</w:t>
-      </w:r>
-      <w:proofErr w:type="spellEnd"/>
-      <w:r>
-        <w:rPr>
-          <w:rFonts w:asciiTheme="minorHAnsi" w:hAnsiTheme="minorHAnsi" w:cstheme="minorHAnsi"/>
-          <w:b w:val="0"/>
-          <w:bCs w:val="0"/>
-          <w:color w:val="000000" w:themeColor="text1"/>
-          <w:sz w:val="28"/>
-          <w:szCs w:val="28"/>
-        </w:rPr>
-        <w:t xml:space="preserve"> with </w:t>
-      </w:r>
-      <w:proofErr w:type="spellStart"/>
-      <w:r>
-        <w:rPr>
-          <w:rFonts w:asciiTheme="minorHAnsi" w:hAnsiTheme="minorHAnsi" w:cstheme="minorHAnsi"/>
-          <w:b w:val="0"/>
-          <w:bCs w:val="0"/>
-          <w:color w:val="000000" w:themeColor="text1"/>
-          <w:sz w:val="28"/>
-          <w:szCs w:val="28"/>
-        </w:rPr>
-        <w:t>BalancedRefiner</w:t>
-      </w:r>
-      <w:proofErr w:type="spellEnd"/>
-      <w:r>
-        <w:rPr>
-          <w:rFonts w:asciiTheme="minorHAnsi" w:hAnsiTheme="minorHAnsi" w:cstheme="minorHAnsi"/>
-          <w:b w:val="0"/>
-          <w:bCs w:val="0"/>
-          <w:color w:val="000000" w:themeColor="text1"/>
-          <w:sz w:val="28"/>
-          <w:szCs w:val="28"/>
-        </w:rPr>
-        <w:t xml:space="preserve"> achieved a balanced solution which delivered good quality results and acceptable CPU performance</w:t>
+        <w:t xml:space="preserve"> but its perceptual quality remained insufficient. The ImprovedSRModel with BalancedRefiner achieved a balanced solution which delivered good quality results and acceptable CPU performance</w:t>
       </w:r>
       <w:r>
         <w:rPr>
@@ -1736,7 +1351,29 @@
           <w:sz w:val="28"/>
           <w:szCs w:val="28"/>
         </w:rPr>
-        <w:t>The design process of our method maintains simplicity as its core focus which differentiates it from previous hybrid approaches.</w:t>
+        <w:t xml:space="preserve">The design process of </w:t>
+      </w:r>
+      <w:r>
+        <w:rPr>
+          <w:rFonts w:asciiTheme="minorHAnsi" w:hAnsiTheme="minorHAnsi" w:cstheme="minorHAnsi"/>
+          <w:b w:val="0"/>
+          <w:bCs w:val="0"/>
+          <w:color w:val="000000" w:themeColor="text1"/>
+          <w:sz w:val="28"/>
+          <w:szCs w:val="28"/>
+        </w:rPr>
+        <w:t>the</w:t>
+      </w:r>
+      <w:r>
+        <w:rPr>
+          <w:rFonts w:asciiTheme="minorHAnsi" w:hAnsiTheme="minorHAnsi" w:cstheme="minorHAnsi"/>
+          <w:b w:val="0"/>
+          <w:bCs w:val="0"/>
+          <w:color w:val="000000" w:themeColor="text1"/>
+          <w:sz w:val="28"/>
+          <w:szCs w:val="28"/>
+        </w:rPr>
+        <w:t xml:space="preserve"> method maintains simplicity as its core focus which differentiates it from previous hybrid approaches.</w:t>
       </w:r>
     </w:p>
     <w:p>
@@ -1809,103 +1446,7 @@
           <w:szCs w:val="28"/>
         </w:rPr>
         <w:lastRenderedPageBreak/>
-        <w:t xml:space="preserve">The first attempt employed </w:t>
-      </w:r>
-      <w:proofErr w:type="spellStart"/>
-      <w:r>
-        <w:rPr>
-          <w:rFonts w:asciiTheme="minorHAnsi" w:hAnsiTheme="minorHAnsi" w:cstheme="minorHAnsi"/>
-          <w:b w:val="0"/>
-          <w:bCs w:val="0"/>
-          <w:color w:val="000000" w:themeColor="text1"/>
-          <w:sz w:val="28"/>
-          <w:szCs w:val="28"/>
-        </w:rPr>
-        <w:t>RRDBNet</w:t>
-      </w:r>
-      <w:proofErr w:type="spellEnd"/>
-      <w:r>
-        <w:rPr>
-          <w:rFonts w:asciiTheme="minorHAnsi" w:hAnsiTheme="minorHAnsi" w:cstheme="minorHAnsi"/>
-          <w:b w:val="0"/>
-          <w:bCs w:val="0"/>
-          <w:color w:val="000000" w:themeColor="text1"/>
-          <w:sz w:val="28"/>
-          <w:szCs w:val="28"/>
-        </w:rPr>
-        <w:t xml:space="preserve"> with </w:t>
-      </w:r>
-      <w:proofErr w:type="spellStart"/>
-      <w:r>
-        <w:rPr>
-          <w:rFonts w:asciiTheme="minorHAnsi" w:hAnsiTheme="minorHAnsi" w:cstheme="minorHAnsi"/>
-          <w:b w:val="0"/>
-          <w:bCs w:val="0"/>
-          <w:color w:val="000000" w:themeColor="text1"/>
-          <w:sz w:val="28"/>
-          <w:szCs w:val="28"/>
-        </w:rPr>
-        <w:t>TinyDiffusionRefiner</w:t>
-      </w:r>
-      <w:proofErr w:type="spellEnd"/>
-      <w:r>
-        <w:rPr>
-          <w:rFonts w:asciiTheme="minorHAnsi" w:hAnsiTheme="minorHAnsi" w:cstheme="minorHAnsi"/>
-          <w:b w:val="0"/>
-          <w:bCs w:val="0"/>
-          <w:color w:val="000000" w:themeColor="text1"/>
-          <w:sz w:val="28"/>
-          <w:szCs w:val="28"/>
-        </w:rPr>
-        <w:t xml:space="preserve"> to produce excellent </w:t>
-      </w:r>
-      <w:proofErr w:type="gramStart"/>
-      <w:r>
-        <w:rPr>
-          <w:rFonts w:asciiTheme="minorHAnsi" w:hAnsiTheme="minorHAnsi" w:cstheme="minorHAnsi"/>
-          <w:b w:val="0"/>
-          <w:bCs w:val="0"/>
-          <w:color w:val="000000" w:themeColor="text1"/>
-          <w:sz w:val="28"/>
-          <w:szCs w:val="28"/>
-        </w:rPr>
-        <w:t>results</w:t>
-      </w:r>
-      <w:proofErr w:type="gramEnd"/>
-      <w:r>
-        <w:rPr>
-          <w:rFonts w:asciiTheme="minorHAnsi" w:hAnsiTheme="minorHAnsi" w:cstheme="minorHAnsi"/>
-          <w:b w:val="0"/>
-          <w:bCs w:val="0"/>
-          <w:color w:val="000000" w:themeColor="text1"/>
-          <w:sz w:val="28"/>
-          <w:szCs w:val="28"/>
-        </w:rPr>
-        <w:t xml:space="preserve"> yet it did not fulfill the required CPU performance standards. The </w:t>
-      </w:r>
-      <w:proofErr w:type="spellStart"/>
-      <w:r>
-        <w:rPr>
-          <w:rFonts w:asciiTheme="minorHAnsi" w:hAnsiTheme="minorHAnsi" w:cstheme="minorHAnsi"/>
-          <w:b w:val="0"/>
-          <w:bCs w:val="0"/>
-          <w:color w:val="000000" w:themeColor="text1"/>
-          <w:sz w:val="28"/>
-          <w:szCs w:val="28"/>
-        </w:rPr>
-        <w:t>FastHybridSRModel</w:t>
-      </w:r>
-      <w:proofErr w:type="spellEnd"/>
-      <w:r>
-        <w:rPr>
-          <w:rFonts w:asciiTheme="minorHAnsi" w:hAnsiTheme="minorHAnsi" w:cstheme="minorHAnsi"/>
-          <w:b w:val="0"/>
-          <w:bCs w:val="0"/>
-          <w:color w:val="000000" w:themeColor="text1"/>
-          <w:sz w:val="28"/>
-          <w:szCs w:val="28"/>
-        </w:rPr>
-        <w:t xml:space="preserve"> achieved fast </w:t>
+        <w:t xml:space="preserve">The first attempt employed RRDBNet with TinyDiffusionRefiner to produce excellent results yet it did not fulfill the required CPU performance standards. The FastHybridSRModel achieved fast </w:t>
       </w:r>
       <w:r>
         <w:rPr>
@@ -1999,55 +1540,29 @@
           <w:sz w:val="28"/>
           <w:szCs w:val="28"/>
         </w:rPr>
-        <w:t xml:space="preserve">The </w:t>
-      </w:r>
-      <w:proofErr w:type="spellStart"/>
-      <w:r>
-        <w:rPr>
-          <w:rFonts w:asciiTheme="minorHAnsi" w:hAnsiTheme="minorHAnsi" w:cstheme="minorHAnsi"/>
-          <w:b w:val="0"/>
-          <w:bCs w:val="0"/>
-          <w:color w:val="000000" w:themeColor="text1"/>
-          <w:sz w:val="28"/>
-          <w:szCs w:val="28"/>
-        </w:rPr>
-        <w:t>ImprovedSRModel</w:t>
-      </w:r>
-      <w:proofErr w:type="spellEnd"/>
-      <w:r>
-        <w:rPr>
-          <w:rFonts w:asciiTheme="minorHAnsi" w:hAnsiTheme="minorHAnsi" w:cstheme="minorHAnsi"/>
-          <w:b w:val="0"/>
-          <w:bCs w:val="0"/>
-          <w:color w:val="000000" w:themeColor="text1"/>
-          <w:sz w:val="28"/>
-          <w:szCs w:val="28"/>
-        </w:rPr>
-        <w:t xml:space="preserve"> with </w:t>
-      </w:r>
-      <w:proofErr w:type="spellStart"/>
-      <w:r>
-        <w:rPr>
-          <w:rFonts w:asciiTheme="minorHAnsi" w:hAnsiTheme="minorHAnsi" w:cstheme="minorHAnsi"/>
-          <w:b w:val="0"/>
-          <w:bCs w:val="0"/>
-          <w:color w:val="000000" w:themeColor="text1"/>
-          <w:sz w:val="28"/>
-          <w:szCs w:val="28"/>
-        </w:rPr>
-        <w:t>BalancedRefiner</w:t>
-      </w:r>
-      <w:proofErr w:type="spellEnd"/>
-      <w:r>
-        <w:rPr>
-          <w:rFonts w:asciiTheme="minorHAnsi" w:hAnsiTheme="minorHAnsi" w:cstheme="minorHAnsi"/>
-          <w:b w:val="0"/>
-          <w:bCs w:val="0"/>
-          <w:color w:val="000000" w:themeColor="text1"/>
-          <w:sz w:val="28"/>
-          <w:szCs w:val="28"/>
-        </w:rPr>
-        <w:t xml:space="preserve"> achieved a balanced solution which delivered good quality results and acceptable CPU performance. The design process of our method maintains simplicity. The single-step refinement process replaces the multi-step diffusion process. The system includes a latency-aware forward pass mechanism. The method uses edge information. The refinement stage omits adversarial loss calculations.</w:t>
+        <w:t xml:space="preserve">The ImprovedSRModel with BalancedRefiner achieved a balanced solution which delivered good quality results and acceptable CPU performance. The design process of </w:t>
+      </w:r>
+      <w:r>
+        <w:rPr>
+          <w:rFonts w:asciiTheme="minorHAnsi" w:hAnsiTheme="minorHAnsi" w:cstheme="minorHAnsi"/>
+          <w:b w:val="0"/>
+          <w:bCs w:val="0"/>
+          <w:color w:val="000000" w:themeColor="text1"/>
+          <w:sz w:val="28"/>
+          <w:szCs w:val="28"/>
+        </w:rPr>
+        <w:t>the</w:t>
+      </w:r>
+      <w:r>
+        <w:rPr>
+          <w:rFonts w:asciiTheme="minorHAnsi" w:hAnsiTheme="minorHAnsi" w:cstheme="minorHAnsi"/>
+          <w:b w:val="0"/>
+          <w:bCs w:val="0"/>
+          <w:color w:val="000000" w:themeColor="text1"/>
+          <w:sz w:val="28"/>
+          <w:szCs w:val="28"/>
+        </w:rPr>
+        <w:t xml:space="preserve"> method maintains simplicity. The single-step refinement process replaces the multi-step diffusion process. The system includes a latency-aware forward pass mechanism. The method uses edge information. The refinement stage omits adversarial loss calculations.</w:t>
       </w:r>
     </w:p>
     <w:p>
@@ -2073,7 +1588,7 @@
           <w:szCs w:val="28"/>
         </w:rPr>
         <w:drawing>
-          <wp:anchor distT="0" distB="0" distL="114300" distR="114300" simplePos="0" relativeHeight="251661312" behindDoc="1" locked="0" layoutInCell="1" allowOverlap="1" wp14:anchorId="568447EF" wp14:editId="51F1F99B">
+          <wp:anchor distT="0" distB="0" distL="114300" distR="114300" simplePos="0" relativeHeight="251661312" behindDoc="1" locked="0" layoutInCell="1" allowOverlap="1" wp14:anchorId="568447EF" wp14:editId="7A0B987E">
             <wp:simplePos x="0" y="0"/>
             <wp:positionH relativeFrom="column">
               <wp:posOffset>0</wp:posOffset>
@@ -2106,7 +1621,7 @@
                     </pic:cNvPicPr>
                   </pic:nvPicPr>
                   <pic:blipFill>
-                    <a:blip r:embed="rId8" cstate="print">
+                    <a:blip r:embed="rId10" cstate="print">
                       <a:extLst>
                         <a:ext uri="{28A0092B-C50C-407E-A947-70E740481C1C}">
                           <a14:useLocalDpi xmlns:a14="http://schemas.microsoft.com/office/drawing/2010/main" val="0"/>
@@ -2207,79 +1722,7 @@
           <w:sz w:val="28"/>
           <w:szCs w:val="28"/>
         </w:rPr>
-        <w:t xml:space="preserve">The final pipeline consists of: The </w:t>
-      </w:r>
-      <w:proofErr w:type="spellStart"/>
-      <w:r>
-        <w:rPr>
-          <w:rFonts w:asciiTheme="minorHAnsi" w:hAnsiTheme="minorHAnsi" w:cstheme="minorHAnsi"/>
-          <w:b w:val="0"/>
-          <w:bCs w:val="0"/>
-          <w:color w:val="000000" w:themeColor="text1"/>
-          <w:sz w:val="28"/>
-          <w:szCs w:val="28"/>
-        </w:rPr>
-        <w:t>ImprovedSRModel</w:t>
-      </w:r>
-      <w:proofErr w:type="spellEnd"/>
-      <w:r>
-        <w:rPr>
-          <w:rFonts w:asciiTheme="minorHAnsi" w:hAnsiTheme="minorHAnsi" w:cstheme="minorHAnsi"/>
-          <w:b w:val="0"/>
-          <w:bCs w:val="0"/>
-          <w:color w:val="000000" w:themeColor="text1"/>
-          <w:sz w:val="28"/>
-          <w:szCs w:val="28"/>
-        </w:rPr>
-        <w:t xml:space="preserve"> performs an </w:t>
-      </w:r>
-      <w:proofErr w:type="spellStart"/>
-      <w:r>
-        <w:rPr>
-          <w:rFonts w:asciiTheme="minorHAnsi" w:hAnsiTheme="minorHAnsi" w:cstheme="minorHAnsi"/>
-          <w:b w:val="0"/>
-          <w:bCs w:val="0"/>
-          <w:color w:val="000000" w:themeColor="text1"/>
-          <w:sz w:val="28"/>
-          <w:szCs w:val="28"/>
-        </w:rPr>
-        <w:t>upsampling</w:t>
-      </w:r>
-      <w:proofErr w:type="spellEnd"/>
-      <w:r>
-        <w:rPr>
-          <w:rFonts w:asciiTheme="minorHAnsi" w:hAnsiTheme="minorHAnsi" w:cstheme="minorHAnsi"/>
-          <w:b w:val="0"/>
-          <w:bCs w:val="0"/>
-          <w:color w:val="000000" w:themeColor="text1"/>
-          <w:sz w:val="28"/>
-          <w:szCs w:val="28"/>
-        </w:rPr>
-        <w:t xml:space="preserve"> operation on the input LR image. The base SR output undergoes Sobel edge detection. The system merges SR output data with edge information. The </w:t>
-      </w:r>
-      <w:proofErr w:type="spellStart"/>
-      <w:r>
-        <w:rPr>
-          <w:rFonts w:asciiTheme="minorHAnsi" w:hAnsiTheme="minorHAnsi" w:cstheme="minorHAnsi"/>
-          <w:b w:val="0"/>
-          <w:bCs w:val="0"/>
-          <w:color w:val="000000" w:themeColor="text1"/>
-          <w:sz w:val="28"/>
-          <w:szCs w:val="28"/>
-        </w:rPr>
-        <w:t>BalancedRefiner</w:t>
-      </w:r>
-      <w:proofErr w:type="spellEnd"/>
-      <w:r>
-        <w:rPr>
-          <w:rFonts w:asciiTheme="minorHAnsi" w:hAnsiTheme="minorHAnsi" w:cstheme="minorHAnsi"/>
-          <w:b w:val="0"/>
-          <w:bCs w:val="0"/>
-          <w:color w:val="000000" w:themeColor="text1"/>
-          <w:sz w:val="28"/>
-          <w:szCs w:val="28"/>
-        </w:rPr>
-        <w:t xml:space="preserve"> generates a small correction value. The system runs until its maximum allowed time duration.</w:t>
+        <w:t>The final pipeline consists of: The ImprovedSRModel performs an upsampling operation on the input LR image. The base SR output undergoes Sobel edge detection. The system merges SR output data with edge information. The BalancedRefiner generates a small correction value. The system runs until its maximum allowed time duration.</w:t>
       </w:r>
     </w:p>
     <w:p>
@@ -2400,13 +1843,11 @@
                             <w:r>
                               <w:t xml:space="preserve">Figure 2: Structure of </w:t>
                             </w:r>
-                            <w:proofErr w:type="spellStart"/>
                             <w:r>
-                              <w:t>ImprovedSR</w:t>
+                              <w:t>FastHybridSRModel</w:t>
                             </w:r>
-                            <w:proofErr w:type="spellEnd"/>
                             <w:r>
-                              <w:t xml:space="preserve"> model </w:t>
+                              <w:t xml:space="preserve"> </w:t>
                             </w:r>
                           </w:p>
                         </w:txbxContent>
@@ -2435,13 +1876,11 @@
                       <w:r>
                         <w:t xml:space="preserve">Figure 2: Structure of </w:t>
                       </w:r>
-                      <w:proofErr w:type="spellStart"/>
                       <w:r>
-                        <w:t>ImprovedSR</w:t>
+                        <w:t>FastHybridSRModel</w:t>
                       </w:r>
-                      <w:proofErr w:type="spellEnd"/>
                       <w:r>
-                        <w:t xml:space="preserve"> model </w:t>
+                        <w:t xml:space="preserve"> </w:t>
                       </w:r>
                     </w:p>
                   </w:txbxContent>
@@ -2700,27 +2139,7 @@
           <w:sz w:val="28"/>
           <w:szCs w:val="28"/>
         </w:rPr>
-        <w:t xml:space="preserve">The optimization process uses </w:t>
-      </w:r>
-      <w:proofErr w:type="spellStart"/>
-      <w:r>
-        <w:rPr>
-          <w:rFonts w:eastAsia="Times New Roman" w:cstheme="minorHAnsi"/>
-          <w:color w:val="000000" w:themeColor="text1"/>
-          <w:sz w:val="28"/>
-          <w:szCs w:val="28"/>
-        </w:rPr>
-        <w:t>AdamW</w:t>
-      </w:r>
-      <w:proofErr w:type="spellEnd"/>
-      <w:r>
-        <w:rPr>
-          <w:rFonts w:eastAsia="Times New Roman" w:cstheme="minorHAnsi"/>
-          <w:color w:val="000000" w:themeColor="text1"/>
-          <w:sz w:val="28"/>
-          <w:szCs w:val="28"/>
-        </w:rPr>
-        <w:t xml:space="preserve"> with gradient clipping.</w:t>
+        <w:t>The optimization process uses AdamW with gradient clipping.</w:t>
       </w:r>
     </w:p>
     <w:p/>
@@ -2744,7 +2163,7 @@
         </w:rPr>
         <w:lastRenderedPageBreak/>
         <w:drawing>
-          <wp:anchor distT="0" distB="0" distL="114300" distR="114300" simplePos="0" relativeHeight="251664384" behindDoc="0" locked="0" layoutInCell="1" allowOverlap="1" wp14:anchorId="2AE4CBC5" wp14:editId="1011C9D2">
+          <wp:anchor distT="0" distB="0" distL="114300" distR="114300" simplePos="0" relativeHeight="251664384" behindDoc="0" locked="0" layoutInCell="1" allowOverlap="1" wp14:anchorId="2AE4CBC5" wp14:editId="4BF7BC9C">
             <wp:simplePos x="0" y="0"/>
             <wp:positionH relativeFrom="column">
               <wp:posOffset>3561715</wp:posOffset>
@@ -2777,7 +2196,7 @@
                     </pic:cNvPicPr>
                   </pic:nvPicPr>
                   <pic:blipFill>
-                    <a:blip r:embed="rId9" cstate="print">
+                    <a:blip r:embed="rId11" cstate="print">
                       <a:extLst>
                         <a:ext uri="{28A0092B-C50C-407E-A947-70E740481C1C}">
                           <a14:useLocalDpi xmlns:a14="http://schemas.microsoft.com/office/drawing/2010/main" val="0"/>
@@ -3304,44 +2723,7 @@
                                 <w:sz w:val="18"/>
                                 <w:szCs w:val="18"/>
                               </w:rPr>
-                              <w:t xml:space="preserve">Figure </w:t>
-                            </w:r>
-                            <w:r>
-                              <w:rPr>
-                                <w:sz w:val="18"/>
-                                <w:szCs w:val="18"/>
-                              </w:rPr>
-                              <w:t>3</w:t>
-                            </w:r>
-                            <w:r>
-                              <w:rPr>
-                                <w:sz w:val="18"/>
-                                <w:szCs w:val="18"/>
-                              </w:rPr>
-                              <w:t>: Structure o</w:t>
-                            </w:r>
-                            <w:r>
-                              <w:rPr>
-                                <w:sz w:val="18"/>
-                                <w:szCs w:val="18"/>
-                              </w:rPr>
-                              <w:t xml:space="preserve">f </w:t>
-                            </w:r>
-                            <w:proofErr w:type="spellStart"/>
-                            <w:r>
-                              <w:rPr>
-                                <w:sz w:val="18"/>
-                                <w:szCs w:val="18"/>
-                              </w:rPr>
-                              <w:t>HighQualityHybridModel</w:t>
-                            </w:r>
-                            <w:proofErr w:type="spellEnd"/>
-                            <w:r>
-                              <w:rPr>
-                                <w:sz w:val="18"/>
-                                <w:szCs w:val="18"/>
-                              </w:rPr>
-                              <w:t xml:space="preserve"> </w:t>
+                              <w:t xml:space="preserve">Figure 3: Structure of HighQualityHybridModel </w:t>
                             </w:r>
                           </w:p>
                         </w:txbxContent>
@@ -3378,44 +2760,7 @@
                           <w:sz w:val="18"/>
                           <w:szCs w:val="18"/>
                         </w:rPr>
-                        <w:t xml:space="preserve">Figure </w:t>
-                      </w:r>
-                      <w:r>
-                        <w:rPr>
-                          <w:sz w:val="18"/>
-                          <w:szCs w:val="18"/>
-                        </w:rPr>
-                        <w:t>3</w:t>
-                      </w:r>
-                      <w:r>
-                        <w:rPr>
-                          <w:sz w:val="18"/>
-                          <w:szCs w:val="18"/>
-                        </w:rPr>
-                        <w:t>: Structure o</w:t>
-                      </w:r>
-                      <w:r>
-                        <w:rPr>
-                          <w:sz w:val="18"/>
-                          <w:szCs w:val="18"/>
-                        </w:rPr>
-                        <w:t xml:space="preserve">f </w:t>
-                      </w:r>
-                      <w:proofErr w:type="spellStart"/>
-                      <w:r>
-                        <w:rPr>
-                          <w:sz w:val="18"/>
-                          <w:szCs w:val="18"/>
-                        </w:rPr>
-                        <w:t>HighQualityHybridModel</w:t>
-                      </w:r>
-                      <w:proofErr w:type="spellEnd"/>
-                      <w:r>
-                        <w:rPr>
-                          <w:sz w:val="18"/>
-                          <w:szCs w:val="18"/>
-                        </w:rPr>
-                        <w:t xml:space="preserve"> </w:t>
+                        <w:t xml:space="preserve">Figure 3: Structure of HighQualityHybridModel </w:t>
                       </w:r>
                     </w:p>
                   </w:txbxContent>
@@ -3435,7 +2780,19 @@
           <w:sz w:val="28"/>
           <w:szCs w:val="28"/>
         </w:rPr>
-        <w:t>The model benefits from edge conditioning. Generates more detailed structures than the fast prototype. Operates within the expected CPU timing range.</w:t>
+        <w:t xml:space="preserve">The model benefits from edge conditioning. Generates more detailed structures than the </w:t>
+      </w:r>
+      <w:r>
+        <w:rPr>
+          <w:rFonts w:asciiTheme="minorHAnsi" w:hAnsiTheme="minorHAnsi" w:cstheme="minorHAnsi"/>
+          <w:b w:val="0"/>
+          <w:bCs w:val="0"/>
+          <w:color w:val="000000" w:themeColor="text1"/>
+          <w:sz w:val="28"/>
+          <w:szCs w:val="28"/>
+        </w:rPr>
+        <w:lastRenderedPageBreak/>
+        <w:t>fast prototype. Operates within the expected CPU timing range.</w:t>
       </w:r>
     </w:p>
     <w:tbl>
@@ -3481,7 +2838,6 @@
                 <w:sz w:val="18"/>
                 <w:szCs w:val="18"/>
               </w:rPr>
-              <w:lastRenderedPageBreak/>
               <w:drawing>
                 <wp:inline distT="0" distB="0" distL="0" distR="0" wp14:anchorId="185A9FE9" wp14:editId="75D1E381">
                   <wp:extent cx="2092346" cy="1132402"/>
@@ -3500,7 +2856,7 @@
                           </pic:cNvPicPr>
                         </pic:nvPicPr>
                         <pic:blipFill>
-                          <a:blip r:embed="rId10" cstate="print">
+                          <a:blip r:embed="rId12" cstate="print">
                             <a:extLst>
                               <a:ext uri="{28A0092B-C50C-407E-A947-70E740481C1C}">
                                 <a14:useLocalDpi xmlns:a14="http://schemas.microsoft.com/office/drawing/2010/main" val="0"/>
@@ -3588,7 +2944,7 @@
                 <w:szCs w:val="18"/>
               </w:rPr>
               <w:drawing>
-                <wp:inline distT="0" distB="0" distL="0" distR="0" wp14:anchorId="064E8151" wp14:editId="42273966">
+                <wp:inline distT="0" distB="0" distL="0" distR="0" wp14:anchorId="064E8151" wp14:editId="328F76F6">
                   <wp:extent cx="2041138" cy="1105152"/>
                   <wp:effectExtent l="0" t="0" r="0" b="0"/>
                   <wp:docPr id="1036893424" name="Picture 7"/>
@@ -3605,7 +2961,7 @@
                           </pic:cNvPicPr>
                         </pic:nvPicPr>
                         <pic:blipFill>
-                          <a:blip r:embed="rId11" cstate="print">
+                          <a:blip r:embed="rId13" cstate="print">
                             <a:extLst>
                               <a:ext uri="{28A0092B-C50C-407E-A947-70E740481C1C}">
                                 <a14:useLocalDpi xmlns:a14="http://schemas.microsoft.com/office/drawing/2010/main" val="0"/>
@@ -3650,7 +3006,6 @@
                 <w:szCs w:val="18"/>
               </w:rPr>
             </w:pPr>
-            <w:proofErr w:type="spellStart"/>
             <w:r>
               <w:rPr>
                 <w:rStyle w:val="Strong"/>
@@ -3661,20 +3016,7 @@
                 <w:sz w:val="18"/>
                 <w:szCs w:val="18"/>
               </w:rPr>
-              <w:t>BaseSR</w:t>
-            </w:r>
-            <w:proofErr w:type="spellEnd"/>
-            <w:r>
-              <w:rPr>
-                <w:rStyle w:val="Strong"/>
-                <w:rFonts w:asciiTheme="minorHAnsi" w:hAnsiTheme="minorHAnsi" w:cstheme="minorHAnsi"/>
-                <w:b/>
-                <w:bCs/>
-                <w:color w:val="000000" w:themeColor="text1"/>
-                <w:sz w:val="18"/>
-                <w:szCs w:val="18"/>
-              </w:rPr>
-              <w:t xml:space="preserve"> rescaled</w:t>
+              <w:t>BaseSR rescaled</w:t>
             </w:r>
             <w:r>
               <w:rPr>
@@ -3760,7 +3102,7 @@
                           </pic:cNvPicPr>
                         </pic:nvPicPr>
                         <pic:blipFill>
-                          <a:blip r:embed="rId12" cstate="print">
+                          <a:blip r:embed="rId14" cstate="print">
                             <a:extLst>
                               <a:ext uri="{28A0092B-C50C-407E-A947-70E740481C1C}">
                                 <a14:useLocalDpi xmlns:a14="http://schemas.microsoft.com/office/drawing/2010/main" val="0"/>
@@ -3805,7 +3147,6 @@
                 <w:szCs w:val="18"/>
               </w:rPr>
             </w:pPr>
-            <w:proofErr w:type="spellStart"/>
             <w:r>
               <w:rPr>
                 <w:rStyle w:val="Strong"/>
@@ -3816,116 +3157,7 @@
                 <w:sz w:val="18"/>
                 <w:szCs w:val="18"/>
               </w:rPr>
-              <w:t>BaseSR</w:t>
-            </w:r>
-            <w:proofErr w:type="spellEnd"/>
-            <w:r>
-              <w:rPr>
-                <w:rStyle w:val="Strong"/>
-                <w:rFonts w:asciiTheme="minorHAnsi" w:hAnsiTheme="minorHAnsi" w:cstheme="minorHAnsi"/>
-                <w:b/>
-                <w:bCs/>
-                <w:color w:val="000000" w:themeColor="text1"/>
-                <w:sz w:val="18"/>
-                <w:szCs w:val="18"/>
-              </w:rPr>
-              <w:t xml:space="preserve"> </w:t>
-            </w:r>
-            <w:r>
-              <w:rPr>
-                <w:rStyle w:val="Strong"/>
-                <w:rFonts w:asciiTheme="minorHAnsi" w:hAnsiTheme="minorHAnsi" w:cstheme="minorHAnsi"/>
-                <w:b/>
-                <w:bCs/>
-                <w:color w:val="000000" w:themeColor="text1"/>
-                <w:sz w:val="18"/>
-                <w:szCs w:val="18"/>
-              </w:rPr>
-              <w:t>full</w:t>
-            </w:r>
-            <w:r>
-              <w:rPr>
-                <w:rStyle w:val="Strong"/>
-                <w:rFonts w:asciiTheme="minorHAnsi" w:hAnsiTheme="minorHAnsi" w:cstheme="minorHAnsi"/>
-                <w:b/>
-                <w:bCs/>
-                <w:color w:val="000000" w:themeColor="text1"/>
-                <w:sz w:val="18"/>
-                <w:szCs w:val="18"/>
-              </w:rPr>
-              <w:t xml:space="preserve"> (</w:t>
-            </w:r>
-            <w:r>
-              <w:rPr>
-                <w:rStyle w:val="Strong"/>
-                <w:rFonts w:asciiTheme="minorHAnsi" w:hAnsiTheme="minorHAnsi" w:cstheme="minorHAnsi"/>
-                <w:b/>
-                <w:bCs/>
-                <w:color w:val="000000" w:themeColor="text1"/>
-                <w:sz w:val="18"/>
-                <w:szCs w:val="18"/>
-              </w:rPr>
-              <w:t>5816</w:t>
-            </w:r>
-            <w:r>
-              <w:rPr>
-                <w:rStyle w:val="Strong"/>
-                <w:rFonts w:asciiTheme="minorHAnsi" w:hAnsiTheme="minorHAnsi" w:cstheme="minorHAnsi"/>
-                <w:b/>
-                <w:bCs/>
-                <w:color w:val="000000" w:themeColor="text1"/>
-                <w:sz w:val="18"/>
-                <w:szCs w:val="18"/>
-              </w:rPr>
-              <w:t>x</w:t>
-            </w:r>
-            <w:r>
-              <w:rPr>
-                <w:rStyle w:val="Strong"/>
-                <w:rFonts w:asciiTheme="minorHAnsi" w:hAnsiTheme="minorHAnsi" w:cstheme="minorHAnsi"/>
-                <w:b/>
-                <w:bCs/>
-                <w:color w:val="000000" w:themeColor="text1"/>
-                <w:sz w:val="18"/>
-                <w:szCs w:val="18"/>
-              </w:rPr>
-              <w:t>3148</w:t>
-            </w:r>
-            <w:r>
-              <w:rPr>
-                <w:rStyle w:val="Strong"/>
-                <w:rFonts w:asciiTheme="minorHAnsi" w:hAnsiTheme="minorHAnsi" w:cstheme="minorHAnsi"/>
-                <w:b/>
-                <w:bCs/>
-                <w:color w:val="000000" w:themeColor="text1"/>
-                <w:sz w:val="18"/>
-                <w:szCs w:val="18"/>
-              </w:rPr>
-              <w:t>) 1</w:t>
-            </w:r>
-            <w:r>
-              <w:rPr>
-                <w:rStyle w:val="Strong"/>
-                <w:rFonts w:asciiTheme="minorHAnsi" w:hAnsiTheme="minorHAnsi" w:cstheme="minorHAnsi"/>
-                <w:b/>
-                <w:bCs/>
-                <w:color w:val="000000" w:themeColor="text1"/>
-                <w:sz w:val="18"/>
-                <w:szCs w:val="18"/>
-              </w:rPr>
-              <w:t>2.5</w:t>
-            </w:r>
-            <w:r>
-              <w:rPr>
-                <w:rStyle w:val="Strong"/>
-                <w:rFonts w:asciiTheme="minorHAnsi" w:hAnsiTheme="minorHAnsi" w:cstheme="minorHAnsi"/>
-                <w:b/>
-                <w:bCs/>
-                <w:color w:val="000000" w:themeColor="text1"/>
-                <w:sz w:val="18"/>
-                <w:szCs w:val="18"/>
-              </w:rPr>
-              <w:t>MB</w:t>
+              <w:t>BaseSR full (5816x3148) 12.5MB</w:t>
             </w:r>
           </w:p>
         </w:tc>
@@ -3980,7 +3212,7 @@
                           </pic:cNvPicPr>
                         </pic:nvPicPr>
                         <pic:blipFill>
-                          <a:blip r:embed="rId13" cstate="print">
+                          <a:blip r:embed="rId15" cstate="print">
                             <a:extLst>
                               <a:ext uri="{28A0092B-C50C-407E-A947-70E740481C1C}">
                                 <a14:useLocalDpi xmlns:a14="http://schemas.microsoft.com/office/drawing/2010/main" val="0"/>
@@ -4169,7 +3401,7 @@
                           </pic:cNvPicPr>
                         </pic:nvPicPr>
                         <pic:blipFill>
-                          <a:blip r:embed="rId14" cstate="print">
+                          <a:blip r:embed="rId16" cstate="print">
                             <a:extLst>
                               <a:ext uri="{28A0092B-C50C-407E-A947-70E740481C1C}">
                                 <a14:useLocalDpi xmlns:a14="http://schemas.microsoft.com/office/drawing/2010/main" val="0"/>
@@ -4224,79 +3456,7 @@
                 <w:sz w:val="18"/>
                 <w:szCs w:val="18"/>
               </w:rPr>
-              <w:t xml:space="preserve">Hybrid </w:t>
-            </w:r>
-            <w:r>
-              <w:rPr>
-                <w:rStyle w:val="Strong"/>
-                <w:rFonts w:asciiTheme="minorHAnsi" w:hAnsiTheme="minorHAnsi" w:cstheme="minorHAnsi"/>
-                <w:b/>
-                <w:bCs/>
-                <w:color w:val="000000" w:themeColor="text1"/>
-                <w:sz w:val="18"/>
-                <w:szCs w:val="18"/>
-              </w:rPr>
-              <w:t xml:space="preserve">Quality </w:t>
-            </w:r>
-            <w:r>
-              <w:rPr>
-                <w:rStyle w:val="Strong"/>
-                <w:rFonts w:asciiTheme="minorHAnsi" w:hAnsiTheme="minorHAnsi" w:cstheme="minorHAnsi"/>
-                <w:b/>
-                <w:bCs/>
-                <w:color w:val="000000" w:themeColor="text1"/>
-                <w:sz w:val="18"/>
-                <w:szCs w:val="18"/>
-              </w:rPr>
-              <w:t xml:space="preserve">SR </w:t>
-            </w:r>
-            <w:r>
-              <w:rPr>
-                <w:rStyle w:val="Strong"/>
-                <w:rFonts w:asciiTheme="minorHAnsi" w:hAnsiTheme="minorHAnsi" w:cstheme="minorHAnsi"/>
-                <w:b/>
-                <w:bCs/>
-                <w:color w:val="000000" w:themeColor="text1"/>
-                <w:sz w:val="18"/>
-                <w:szCs w:val="18"/>
-              </w:rPr>
-              <w:t xml:space="preserve">rescaled </w:t>
-            </w:r>
-            <w:r>
-              <w:rPr>
-                <w:rStyle w:val="Strong"/>
-                <w:rFonts w:asciiTheme="minorHAnsi" w:hAnsiTheme="minorHAnsi" w:cstheme="minorHAnsi"/>
-                <w:b/>
-                <w:bCs/>
-                <w:color w:val="000000" w:themeColor="text1"/>
-                <w:sz w:val="18"/>
-                <w:szCs w:val="18"/>
-              </w:rPr>
-              <w:t xml:space="preserve">(787x1454) </w:t>
-            </w:r>
-            <w:r>
-              <w:rPr>
-                <w:rStyle w:val="Strong"/>
-                <w:rFonts w:asciiTheme="minorHAnsi" w:hAnsiTheme="minorHAnsi" w:cstheme="minorHAnsi"/>
-                <w:b/>
-                <w:bCs/>
-                <w:color w:val="000000" w:themeColor="text1"/>
-                <w:sz w:val="18"/>
-                <w:szCs w:val="18"/>
-              </w:rPr>
-              <w:t>1.3</w:t>
-            </w:r>
-            <w:r>
-              <w:rPr>
-                <w:rStyle w:val="Strong"/>
-                <w:rFonts w:asciiTheme="minorHAnsi" w:hAnsiTheme="minorHAnsi" w:cstheme="minorHAnsi"/>
-                <w:b/>
-                <w:bCs/>
-                <w:color w:val="000000" w:themeColor="text1"/>
-                <w:sz w:val="18"/>
-                <w:szCs w:val="18"/>
-              </w:rPr>
-              <w:t>MB</w:t>
+              <w:t>Hybrid Quality SR rescaled (787x1454) 1.3MB</w:t>
             </w:r>
           </w:p>
         </w:tc>
@@ -4346,7 +3506,7 @@
                           </pic:cNvPicPr>
                         </pic:nvPicPr>
                         <pic:blipFill>
-                          <a:blip r:embed="rId15" cstate="print">
+                          <a:blip r:embed="rId17" cstate="print">
                             <a:extLst>
                               <a:ext uri="{28A0092B-C50C-407E-A947-70E740481C1C}">
                                 <a14:useLocalDpi xmlns:a14="http://schemas.microsoft.com/office/drawing/2010/main" val="0"/>
@@ -4401,55 +3561,7 @@
                 <w:sz w:val="18"/>
                 <w:szCs w:val="18"/>
               </w:rPr>
-              <w:t xml:space="preserve">Hybrid Quality SR </w:t>
-            </w:r>
-            <w:r>
-              <w:rPr>
-                <w:rStyle w:val="Strong"/>
-                <w:rFonts w:asciiTheme="minorHAnsi" w:hAnsiTheme="minorHAnsi" w:cstheme="minorHAnsi"/>
-                <w:b/>
-                <w:bCs/>
-                <w:color w:val="000000" w:themeColor="text1"/>
-                <w:sz w:val="18"/>
-                <w:szCs w:val="18"/>
-              </w:rPr>
-              <w:t xml:space="preserve">full </w:t>
-            </w:r>
-            <w:r>
-              <w:rPr>
-                <w:rStyle w:val="Strong"/>
-                <w:rFonts w:asciiTheme="minorHAnsi" w:hAnsiTheme="minorHAnsi" w:cstheme="minorHAnsi"/>
-                <w:b/>
-                <w:bCs/>
-                <w:color w:val="000000" w:themeColor="text1"/>
-                <w:sz w:val="18"/>
-                <w:szCs w:val="18"/>
-              </w:rPr>
-              <w:t>(5816x3148) 1</w:t>
-            </w:r>
-            <w:r>
-              <w:rPr>
-                <w:rStyle w:val="Strong"/>
-                <w:rFonts w:asciiTheme="minorHAnsi" w:hAnsiTheme="minorHAnsi" w:cstheme="minorHAnsi"/>
-                <w:b/>
-                <w:bCs/>
-                <w:color w:val="000000" w:themeColor="text1"/>
-                <w:sz w:val="18"/>
-                <w:szCs w:val="18"/>
-              </w:rPr>
-              <w:t>2.5</w:t>
-            </w:r>
-            <w:r>
-              <w:rPr>
-                <w:rStyle w:val="Strong"/>
-                <w:rFonts w:asciiTheme="minorHAnsi" w:hAnsiTheme="minorHAnsi" w:cstheme="minorHAnsi"/>
-                <w:b/>
-                <w:bCs/>
-                <w:color w:val="000000" w:themeColor="text1"/>
-                <w:sz w:val="18"/>
-                <w:szCs w:val="18"/>
-              </w:rPr>
-              <w:t>MB</w:t>
+              <w:t>Hybrid Quality SR full (5816x3148) 12.5MB</w:t>
             </w:r>
           </w:p>
         </w:tc>
@@ -4550,23 +3662,7 @@
                                 <w:sz w:val="18"/>
                                 <w:szCs w:val="18"/>
                               </w:rPr>
-                              <w:t xml:space="preserve">comparisons between the </w:t>
-                            </w:r>
-                            <w:proofErr w:type="gramStart"/>
-                            <w:r>
-                              <w:rPr>
-                                <w:sz w:val="18"/>
-                                <w:szCs w:val="18"/>
-                              </w:rPr>
-                              <w:t>models</w:t>
-                            </w:r>
-                            <w:proofErr w:type="gramEnd"/>
-                            <w:r>
-                              <w:rPr>
-                                <w:sz w:val="18"/>
-                                <w:szCs w:val="18"/>
-                              </w:rPr>
-                              <w:t xml:space="preserve"> outcome on one test sample “Original.png”</w:t>
+                              <w:t>comparisons between the models outcome on one test sample “Original.png”</w:t>
                             </w:r>
                             <w:r>
                               <w:rPr>
@@ -4624,23 +3720,7 @@
                           <w:sz w:val="18"/>
                           <w:szCs w:val="18"/>
                         </w:rPr>
-                        <w:t xml:space="preserve">comparisons between the </w:t>
-                      </w:r>
-                      <w:proofErr w:type="gramStart"/>
-                      <w:r>
-                        <w:rPr>
-                          <w:sz w:val="18"/>
-                          <w:szCs w:val="18"/>
-                        </w:rPr>
-                        <w:t>models</w:t>
-                      </w:r>
-                      <w:proofErr w:type="gramEnd"/>
-                      <w:r>
-                        <w:rPr>
-                          <w:sz w:val="18"/>
-                          <w:szCs w:val="18"/>
-                        </w:rPr>
-                        <w:t xml:space="preserve"> outcome on one test sample “Original.png”</w:t>
+                        <w:t>comparisons between the models outcome on one test sample “Original.png”</w:t>
                       </w:r>
                       <w:r>
                         <w:rPr>
@@ -4972,6 +4052,7 @@
           <w:sz w:val="28"/>
           <w:szCs w:val="28"/>
         </w:rPr>
+        <w:lastRenderedPageBreak/>
         <w:t>7. References</w:t>
       </w:r>
       <w:r>
@@ -4991,29 +4072,7 @@
           <w:sz w:val="28"/>
           <w:szCs w:val="28"/>
         </w:rPr>
-        <w:t xml:space="preserve">(Follow IEEE, APA, or </w:t>
-      </w:r>
-      <w:proofErr w:type="gramStart"/>
-      <w:r>
-        <w:rPr>
-          <w:rStyle w:val="Emphasis"/>
-          <w:rFonts w:asciiTheme="minorHAnsi" w:hAnsiTheme="minorHAnsi" w:cstheme="minorHAnsi"/>
-          <w:color w:val="000000" w:themeColor="text1"/>
-          <w:sz w:val="28"/>
-          <w:szCs w:val="28"/>
-        </w:rPr>
-        <w:t>other</w:t>
-      </w:r>
-      <w:proofErr w:type="gramEnd"/>
-      <w:r>
-        <w:rPr>
-          <w:rStyle w:val="Emphasis"/>
-          <w:rFonts w:asciiTheme="minorHAnsi" w:hAnsiTheme="minorHAnsi" w:cstheme="minorHAnsi"/>
-          <w:color w:val="000000" w:themeColor="text1"/>
-          <w:sz w:val="28"/>
-          <w:szCs w:val="28"/>
-        </w:rPr>
-        <w:t xml:space="preserve"> standard format)</w:t>
+        <w:t>(Follow IEEE, APA, or other standard format)</w:t>
       </w:r>
     </w:p>
     <w:p/>
@@ -5039,7 +4098,6 @@
           <w:sz w:val="28"/>
           <w:szCs w:val="28"/>
         </w:rPr>
-        <w:lastRenderedPageBreak/>
         <w:t>Y. LeCun, Y. Bengio, and G. Hinton, "Deep learning," vol. 521, pp. 436--444, 2015.</w:t>
       </w:r>
     </w:p>
@@ -5116,47 +4174,7 @@
           <w:sz w:val="28"/>
           <w:szCs w:val="28"/>
         </w:rPr>
-        <w:t xml:space="preserve">A. Krizhevsky, I. </w:t>
-      </w:r>
-      <w:proofErr w:type="spellStart"/>
-      <w:r>
-        <w:rPr>
-          <w:rFonts w:eastAsia="Times New Roman" w:cstheme="minorHAnsi"/>
-          <w:color w:val="000000" w:themeColor="text1"/>
-          <w:sz w:val="28"/>
-          <w:szCs w:val="28"/>
-        </w:rPr>
-        <w:t>Sutskever</w:t>
-      </w:r>
-      <w:proofErr w:type="spellEnd"/>
-      <w:r>
-        <w:rPr>
-          <w:rFonts w:eastAsia="Times New Roman" w:cstheme="minorHAnsi"/>
-          <w:color w:val="000000" w:themeColor="text1"/>
-          <w:sz w:val="28"/>
-          <w:szCs w:val="28"/>
-        </w:rPr>
-        <w:t xml:space="preserve">, and G. Hinton, "ImageNet classification with deep convolutional neural networks," in </w:t>
-      </w:r>
-      <w:proofErr w:type="spellStart"/>
-      <w:r>
-        <w:rPr>
-          <w:rFonts w:eastAsia="Times New Roman" w:cstheme="minorHAnsi"/>
-          <w:color w:val="000000" w:themeColor="text1"/>
-          <w:sz w:val="28"/>
-          <w:szCs w:val="28"/>
-        </w:rPr>
-        <w:t>NeurIPS</w:t>
-      </w:r>
-      <w:proofErr w:type="spellEnd"/>
-      <w:r>
-        <w:rPr>
-          <w:rFonts w:eastAsia="Times New Roman" w:cstheme="minorHAnsi"/>
-          <w:color w:val="000000" w:themeColor="text1"/>
-          <w:sz w:val="28"/>
-          <w:szCs w:val="28"/>
-        </w:rPr>
-        <w:t>, 2012, pp. 1097--1105.</w:t>
+        <w:t>A. Krizhevsky, I. Sutskever, and G. Hinton, "ImageNet classification with deep convolutional neural networks," in NeurIPS, 2012, pp. 1097--1105.</w:t>
       </w:r>
     </w:p>
     <w:p>
@@ -5292,6 +4310,7 @@
       </w:r>
     </w:p>
     <w:sectPr>
+      <w:headerReference w:type="default" r:id="rId18"/>
       <w:pgSz w:w="12240" w:h="15840"/>
       <w:pgMar w:top="900" w:right="1080" w:bottom="1440" w:left="1080" w:header="720" w:footer="720" w:gutter="0"/>
       <w:cols w:space="720"/>
@@ -5301,8 +4320,183 @@
 </w:document>
 </file>
 
+<file path=word/endnotes.xml><?xml version="1.0" encoding="utf-8"?>
+<w:endnotes xmlns:wpc="http://schemas.microsoft.com/office/word/2010/wordprocessingCanvas" xmlns:cx="http://schemas.microsoft.com/office/drawing/2014/chartex" xmlns:cx1="http://schemas.microsoft.com/office/drawing/2015/9/8/chartex" xmlns:cx2="http://schemas.microsoft.com/office/drawing/2015/10/21/chartex" xmlns:cx3="http://schemas.microsoft.com/office/drawing/2016/5/9/chartex" xmlns:cx4="http://schemas.microsoft.com/office/drawing/2016/5/10/chartex" xmlns:cx5="http://schemas.microsoft.com/office/drawing/2016/5/11/chartex" xmlns:cx6="http://schemas.microsoft.com/office/drawing/2016/5/12/chartex" xmlns:cx7="http://schemas.microsoft.com/office/drawing/2016/5/13/chartex" xmlns:cx8="http://schemas.microsoft.com/office/drawing/2016/5/14/chartex" xmlns:mc="http://schemas.openxmlformats.org/markup-compatibility/2006" xmlns:aink="http://schemas.microsoft.com/office/drawing/2016/ink" xmlns:am3d="http://schemas.microsoft.com/office/drawing/2017/model3d" xmlns:o="urn:schemas-microsoft-com:office:office" xmlns:oel="http://schemas.microsoft.com/office/2019/extlst" xmlns:r="http://schemas.openxmlformats.org/officeDocument/2006/relationships" xmlns:m="http://schemas.openxmlformats.org/officeDocument/2006/math" xmlns:v="urn:schemas-microsoft-com:vml" xmlns:wp14="http://schemas.microsoft.com/office/word/2010/wordprocessingDrawing" xmlns:wp="http://schemas.openxmlformats.org/drawingml/2006/wordprocessingDrawing" xmlns:w10="urn:schemas-microsoft-com:office:word" xmlns:w="http://schemas.openxmlformats.org/wordprocessingml/2006/main" xmlns:w14="http://schemas.microsoft.com/office/word/2010/wordml" xmlns:w15="http://schemas.microsoft.com/office/word/2012/wordml" xmlns:w16cex="http://schemas.microsoft.com/office/word/2018/wordml/cex" xmlns:w16cid="http://schemas.microsoft.com/office/word/2016/wordml/cid" xmlns:w16="http://schemas.microsoft.com/office/word/2018/wordml" xmlns:w16sdtdh="http://schemas.microsoft.com/office/word/2020/wordml/sdtdatahash" xmlns:w16se="http://schemas.microsoft.com/office/word/2015/wordml/symex" xmlns:wpg="http://schemas.microsoft.com/office/word/2010/wordprocessingGroup" xmlns:wpi="http://schemas.microsoft.com/office/word/2010/wordprocessingInk" xmlns:wne="http://schemas.microsoft.com/office/word/2006/wordml" xmlns:wps="http://schemas.microsoft.com/office/word/2010/wordprocessingShape" mc:Ignorable="w14 w15 w16se w16cid w16 w16cex w16sdtdh wp14">
+  <w:endnote w:type="separator" w:id="-1">
+    <w:p>
+      <w:pPr>
+        <w:spacing w:after="0" w:line="240" w:lineRule="auto"/>
+      </w:pPr>
+      <w:r>
+        <w:separator/>
+      </w:r>
+    </w:p>
+  </w:endnote>
+  <w:endnote w:type="continuationSeparator" w:id="0">
+    <w:p>
+      <w:pPr>
+        <w:spacing w:after="0" w:line="240" w:lineRule="auto"/>
+      </w:pPr>
+      <w:r>
+        <w:continuationSeparator/>
+      </w:r>
+    </w:p>
+  </w:endnote>
+</w:endnotes>
+</file>
+
+<file path=word/footnotes.xml><?xml version="1.0" encoding="utf-8"?>
+<w:footnotes xmlns:wpc="http://schemas.microsoft.com/office/word/2010/wordprocessingCanvas" xmlns:cx="http://schemas.microsoft.com/office/drawing/2014/chartex" xmlns:cx1="http://schemas.microsoft.com/office/drawing/2015/9/8/chartex" xmlns:cx2="http://schemas.microsoft.com/office/drawing/2015/10/21/chartex" xmlns:cx3="http://schemas.microsoft.com/office/drawing/2016/5/9/chartex" xmlns:cx4="http://schemas.microsoft.com/office/drawing/2016/5/10/chartex" xmlns:cx5="http://schemas.microsoft.com/office/drawing/2016/5/11/chartex" xmlns:cx6="http://schemas.microsoft.com/office/drawing/2016/5/12/chartex" xmlns:cx7="http://schemas.microsoft.com/office/drawing/2016/5/13/chartex" xmlns:cx8="http://schemas.microsoft.com/office/drawing/2016/5/14/chartex" xmlns:mc="http://schemas.openxmlformats.org/markup-compatibility/2006" xmlns:aink="http://schemas.microsoft.com/office/drawing/2016/ink" xmlns:am3d="http://schemas.microsoft.com/office/drawing/2017/model3d" xmlns:o="urn:schemas-microsoft-com:office:office" xmlns:oel="http://schemas.microsoft.com/office/2019/extlst" xmlns:r="http://schemas.openxmlformats.org/officeDocument/2006/relationships" xmlns:m="http://schemas.openxmlformats.org/officeDocument/2006/math" xmlns:v="urn:schemas-microsoft-com:vml" xmlns:wp14="http://schemas.microsoft.com/office/word/2010/wordprocessingDrawing" xmlns:wp="http://schemas.openxmlformats.org/drawingml/2006/wordprocessingDrawing" xmlns:w10="urn:schemas-microsoft-com:office:word" xmlns:w="http://schemas.openxmlformats.org/wordprocessingml/2006/main" xmlns:w14="http://schemas.microsoft.com/office/word/2010/wordml" xmlns:w15="http://schemas.microsoft.com/office/word/2012/wordml" xmlns:w16cex="http://schemas.microsoft.com/office/word/2018/wordml/cex" xmlns:w16cid="http://schemas.microsoft.com/office/word/2016/wordml/cid" xmlns:w16="http://schemas.microsoft.com/office/word/2018/wordml" xmlns:w16sdtdh="http://schemas.microsoft.com/office/word/2020/wordml/sdtdatahash" xmlns:w16se="http://schemas.microsoft.com/office/word/2015/wordml/symex" xmlns:wpg="http://schemas.microsoft.com/office/word/2010/wordprocessingGroup" xmlns:wpi="http://schemas.microsoft.com/office/word/2010/wordprocessingInk" xmlns:wne="http://schemas.microsoft.com/office/word/2006/wordml" xmlns:wps="http://schemas.microsoft.com/office/word/2010/wordprocessingShape" mc:Ignorable="w14 w15 w16se w16cid w16 w16cex w16sdtdh wp14">
+  <w:footnote w:type="separator" w:id="-1">
+    <w:p>
+      <w:pPr>
+        <w:spacing w:after="0" w:line="240" w:lineRule="auto"/>
+      </w:pPr>
+      <w:r>
+        <w:separator/>
+      </w:r>
+    </w:p>
+  </w:footnote>
+  <w:footnote w:type="continuationSeparator" w:id="0">
+    <w:p>
+      <w:pPr>
+        <w:spacing w:after="0" w:line="240" w:lineRule="auto"/>
+      </w:pPr>
+      <w:r>
+        <w:continuationSeparator/>
+      </w:r>
+    </w:p>
+  </w:footnote>
+</w:footnotes>
+</file>
+
+<file path=word/header1.xml><?xml version="1.0" encoding="utf-8"?>
+<w:hdr xmlns:wpc="http://schemas.microsoft.com/office/word/2010/wordprocessingCanvas" xmlns:cx="http://schemas.microsoft.com/office/drawing/2014/chartex" xmlns:cx1="http://schemas.microsoft.com/office/drawing/2015/9/8/chartex" xmlns:cx2="http://schemas.microsoft.com/office/drawing/2015/10/21/chartex" xmlns:cx3="http://schemas.microsoft.com/office/drawing/2016/5/9/chartex" xmlns:cx4="http://schemas.microsoft.com/office/drawing/2016/5/10/chartex" xmlns:cx5="http://schemas.microsoft.com/office/drawing/2016/5/11/chartex" xmlns:cx6="http://schemas.microsoft.com/office/drawing/2016/5/12/chartex" xmlns:cx7="http://schemas.microsoft.com/office/drawing/2016/5/13/chartex" xmlns:cx8="http://schemas.microsoft.com/office/drawing/2016/5/14/chartex" xmlns:mc="http://schemas.openxmlformats.org/markup-compatibility/2006" xmlns:aink="http://schemas.microsoft.com/office/drawing/2016/ink" xmlns:am3d="http://schemas.microsoft.com/office/drawing/2017/model3d" xmlns:o="urn:schemas-microsoft-com:office:office" xmlns:oel="http://schemas.microsoft.com/office/2019/extlst" xmlns:r="http://schemas.openxmlformats.org/officeDocument/2006/relationships" xmlns:m="http://schemas.openxmlformats.org/officeDocument/2006/math" xmlns:v="urn:schemas-microsoft-com:vml" xmlns:wp14="http://schemas.microsoft.com/office/word/2010/wordprocessingDrawing" xmlns:wp="http://schemas.openxmlformats.org/drawingml/2006/wordprocessingDrawing" xmlns:w10="urn:schemas-microsoft-com:office:word" xmlns:w="http://schemas.openxmlformats.org/wordprocessingml/2006/main" xmlns:w14="http://schemas.microsoft.com/office/word/2010/wordml" xmlns:w15="http://schemas.microsoft.com/office/word/2012/wordml" xmlns:w16cex="http://schemas.microsoft.com/office/word/2018/wordml/cex" xmlns:w16cid="http://schemas.microsoft.com/office/word/2016/wordml/cid" xmlns:w16="http://schemas.microsoft.com/office/word/2018/wordml" xmlns:w16sdtdh="http://schemas.microsoft.com/office/word/2020/wordml/sdtdatahash" xmlns:w16se="http://schemas.microsoft.com/office/word/2015/wordml/symex" xmlns:wpg="http://schemas.microsoft.com/office/word/2010/wordprocessingGroup" xmlns:wpi="http://schemas.microsoft.com/office/word/2010/wordprocessingInk" xmlns:wne="http://schemas.microsoft.com/office/word/2006/wordml" xmlns:wps="http://schemas.microsoft.com/office/word/2010/wordprocessingShape" mc:Ignorable="w14 w15 w16se w16cid w16 w16cex w16sdtdh wp14">
+  <w:p>
+    <w:pPr>
+      <w:pStyle w:val="Header"/>
+    </w:pPr>
+    <w:r>
+      <w:rPr>
+        <w:noProof/>
+      </w:rPr>
+      <mc:AlternateContent>
+        <mc:Choice Requires="wps">
+          <w:drawing>
+            <wp:anchor distT="0" distB="0" distL="114300" distR="114300" simplePos="0" relativeHeight="251659264" behindDoc="0" locked="0" layoutInCell="0" allowOverlap="1" wp14:anchorId="06513666" wp14:editId="2EB87AE4">
+              <wp:simplePos x="0" y="0"/>
+              <wp:positionH relativeFrom="page">
+                <wp:posOffset>0</wp:posOffset>
+              </wp:positionH>
+              <wp:positionV relativeFrom="page">
+                <wp:posOffset>190500</wp:posOffset>
+              </wp:positionV>
+              <wp:extent cx="7772400" cy="228600"/>
+              <wp:effectExtent l="0" t="0" r="0" b="0"/>
+              <wp:wrapNone/>
+              <wp:docPr id="2055847066" name="MSIPCMb3ab44bb97d65a21453ea34a" descr="{&quot;HashCode&quot;:374511375,&quot;Height&quot;:792.0,&quot;Width&quot;:612.0,&quot;Placement&quot;:&quot;Header&quot;,&quot;Index&quot;:&quot;Primary&quot;,&quot;Section&quot;:1,&quot;Top&quot;:0.0,&quot;Left&quot;:0.0}"/>
+              <wp:cNvGraphicFramePr/>
+              <a:graphic xmlns:a="http://schemas.openxmlformats.org/drawingml/2006/main">
+                <a:graphicData uri="http://schemas.microsoft.com/office/word/2010/wordprocessingShape">
+                  <wps:wsp>
+                    <wps:cNvSpPr txBox="1"/>
+                    <wps:spPr>
+                      <a:xfrm>
+                        <a:off x="0" y="0"/>
+                        <a:ext cx="7772400" cy="228600"/>
+                      </a:xfrm>
+                      <a:prstGeom prst="rect">
+                        <a:avLst/>
+                      </a:prstGeom>
+                      <a:noFill/>
+                      <a:ln w="6350">
+                        <a:noFill/>
+                      </a:ln>
+                      <a:extLst>
+                        <a:ext uri="{91240B29-F687-4F45-9708-019B960494DF}">
+                          <a14:hiddenLine xmlns:a14="http://schemas.microsoft.com/office/drawing/2010/main" w="6350">
+                            <a:solidFill>
+                              <a:prstClr val="black"/>
+                            </a:solidFill>
+                          </a14:hiddenLine>
+                        </a:ext>
+                      </a:extLst>
+                    </wps:spPr>
+                    <wps:txbx>
+                      <w:txbxContent>
+                        <w:p>
+                          <w:pPr>
+                            <w:spacing w:after="0"/>
+                            <w:rPr>
+                              <w:rFonts w:ascii="SABIC Typeface Headline Light" w:hAnsi="SABIC Typeface Headline Light" w:cs="SABIC Typeface Headline Light"/>
+                              <w:color w:val="A7A8AA"/>
+                              <w:sz w:val="20"/>
+                            </w:rPr>
+                          </w:pPr>
+                          <w:r>
+                            <w:rPr>
+                              <w:rFonts w:ascii="SABIC Typeface Headline Light" w:hAnsi="SABIC Typeface Headline Light" w:cs="SABIC Typeface Headline Light"/>
+                              <w:color w:val="A7A8AA"/>
+                              <w:sz w:val="20"/>
+                            </w:rPr>
+                            <w:t xml:space="preserve">Classification: General Business Use </w:t>
+                          </w:r>
+                        </w:p>
+                      </w:txbxContent>
+                    </wps:txbx>
+                    <wps:bodyPr rot="0" spcFirstLastPara="0" vertOverflow="overflow" horzOverflow="overflow" vert="horz" wrap="square" lIns="254000" tIns="0" rIns="91440" bIns="0" numCol="1" spcCol="0" rtlCol="0" fromWordArt="0" anchor="t" anchorCtr="0" forceAA="0" compatLnSpc="1">
+                      <a:prstTxWarp prst="textNoShape">
+                        <a:avLst/>
+                      </a:prstTxWarp>
+                      <a:noAutofit/>
+                    </wps:bodyPr>
+                  </wps:wsp>
+                </a:graphicData>
+              </a:graphic>
+            </wp:anchor>
+          </w:drawing>
+        </mc:Choice>
+        <mc:Fallback>
+          <w:pict>
+            <v:shapetype w14:anchorId="06513666" id="_x0000_t202" coordsize="21600,21600" o:spt="202" path="m,l,21600r21600,l21600,xe">
+              <v:stroke joinstyle="miter"/>
+              <v:path gradientshapeok="t" o:connecttype="rect"/>
+            </v:shapetype>
+            <v:shape id="MSIPCMb3ab44bb97d65a21453ea34a" o:spid="_x0000_s1030" type="#_x0000_t202" alt="{&quot;HashCode&quot;:374511375,&quot;Height&quot;:792.0,&quot;Width&quot;:612.0,&quot;Placement&quot;:&quot;Header&quot;,&quot;Index&quot;:&quot;Primary&quot;,&quot;Section&quot;:1,&quot;Top&quot;:0.0,&quot;Left&quot;:0.0}" style="position:absolute;margin-left:0;margin-top:15pt;width:612pt;height:18pt;z-index:251659264;visibility:visible;mso-wrap-style:square;mso-wrap-distance-left:9pt;mso-wrap-distance-top:0;mso-wrap-distance-right:9pt;mso-wrap-distance-bottom:0;mso-position-horizontal:absolute;mso-position-horizontal-relative:page;mso-position-vertical:absolute;mso-position-vertical-relative:page;v-text-anchor:top" o:gfxdata="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" o:allowincell="f" filled="f" stroked="f" strokeweight=".5pt">
+              <v:textbox inset="20pt,0,,0">
+                <w:txbxContent>
+                  <w:p>
+                    <w:pPr>
+                      <w:spacing w:after="0"/>
+                      <w:rPr>
+                        <w:rFonts w:ascii="SABIC Typeface Headline Light" w:hAnsi="SABIC Typeface Headline Light" w:cs="SABIC Typeface Headline Light"/>
+                        <w:color w:val="A7A8AA"/>
+                        <w:sz w:val="20"/>
+                      </w:rPr>
+                    </w:pPr>
+                    <w:r>
+                      <w:rPr>
+                        <w:rFonts w:ascii="SABIC Typeface Headline Light" w:hAnsi="SABIC Typeface Headline Light" w:cs="SABIC Typeface Headline Light"/>
+                        <w:color w:val="A7A8AA"/>
+                        <w:sz w:val="20"/>
+                      </w:rPr>
+                      <w:t xml:space="preserve">Classification: General Business Use </w:t>
+                    </w:r>
+                  </w:p>
+                </w:txbxContent>
+              </v:textbox>
+              <w10:wrap anchorx="page" anchory="page"/>
+            </v:shape>
+          </w:pict>
+        </mc:Fallback>
+      </mc:AlternateContent>
+    </w:r>
+  </w:p>
+</w:hdr>
+</file>
+
 <file path=word/numbering.xml><?xml version="1.0" encoding="utf-8"?>
-<w:numbering xmlns:wpc="http://schemas.microsoft.com/office/word/2010/wordprocessingCanvas" xmlns:cx="http://schemas.microsoft.com/office/drawing/2014/chartex" xmlns:cx1="http://schemas.microsoft.com/office/drawing/2015/9/8/chartex" xmlns:cx2="http://schemas.microsoft.com/office/drawing/2015/10/21/chartex" xmlns:cx3="http://schemas.microsoft.com/office/drawing/2016/5/9/chartex" xmlns:cx4="http://schemas.microsoft.com/office/drawing/2016/5/10/chartex" xmlns:cx5="http://schemas.microsoft.com/office/drawing/2016/5/11/chartex" xmlns:cx6="http://schemas.microsoft.com/office/drawing/2016/5/12/chartex" xmlns:cx7="http://schemas.microsoft.com/office/drawing/2016/5/13/chartex" xmlns:cx8="http://schemas.microsoft.com/office/drawing/2016/5/14/chartex" xmlns:mc="http://schemas.openxmlformats.org/markup-compatibility/2006" xmlns:aink="http://schemas.microsoft.com/office/drawing/2016/ink" xmlns:am3d="http://schemas.microsoft.com/office/drawing/2017/model3d" xmlns:o="urn:schemas-microsoft-com:office:office" xmlns:oel="http://schemas.microsoft.com/office/2019/extlst" xmlns:r="http://schemas.openxmlformats.org/officeDocument/2006/relationships" xmlns:m="http://schemas.openxmlformats.org/officeDocument/2006/math" xmlns:v="urn:schemas-microsoft-com:vml" xmlns:wp14="http://schemas.microsoft.com/office/word/2010/wordprocessingDrawing" xmlns:wp="http://schemas.openxmlformats.org/drawingml/2006/wordprocessingDrawing" xmlns:w10="urn:schemas-microsoft-com:office:word" xmlns:w="http://schemas.openxmlformats.org/wordprocessingml/2006/main" xmlns:w14="http://schemas.microsoft.com/office/word/2010/wordml" xmlns:w15="http://schemas.microsoft.com/office/word/2012/wordml" xmlns:w16cex="http://schemas.microsoft.com/office/word/2018/wordml/cex" xmlns:w16cid="http://schemas.microsoft.com/office/word/2016/wordml/cid" xmlns:w16="http://schemas.microsoft.com/office/word/2018/wordml" xmlns:w16du="http://schemas.microsoft.com/office/word/2023/wordml/word16du" xmlns:w16sdtdh="http://schemas.microsoft.com/office/word/2020/wordml/sdtdatahash" xmlns:w16sdtfl="http://schemas.microsoft.com/office/word/2024/wordml/sdtformatlock" xmlns:w16se="http://schemas.microsoft.com/office/word/2015/wordml/symex" xmlns:wpg="http://schemas.microsoft.com/office/word/2010/wordprocessingGroup" xmlns:wpi="http://schemas.microsoft.com/office/word/2010/wordprocessingInk" xmlns:wne="http://schemas.microsoft.com/office/word/2006/wordml" xmlns:wps="http://schemas.microsoft.com/office/word/2010/wordprocessingShape" mc:Ignorable="w14 w15 w16se w16cid w16 w16cex w16sdtdh w16sdtfl w16du wp14">
+<w:numbering xmlns:wpc="http://schemas.microsoft.com/office/word/2010/wordprocessingCanvas" xmlns:cx="http://schemas.microsoft.com/office/drawing/2014/chartex" xmlns:cx1="http://schemas.microsoft.com/office/drawing/2015/9/8/chartex" xmlns:cx2="http://schemas.microsoft.com/office/drawing/2015/10/21/chartex" xmlns:cx3="http://schemas.microsoft.com/office/drawing/2016/5/9/chartex" xmlns:cx4="http://schemas.microsoft.com/office/drawing/2016/5/10/chartex" xmlns:cx5="http://schemas.microsoft.com/office/drawing/2016/5/11/chartex" xmlns:cx6="http://schemas.microsoft.com/office/drawing/2016/5/12/chartex" xmlns:cx7="http://schemas.microsoft.com/office/drawing/2016/5/13/chartex" xmlns:cx8="http://schemas.microsoft.com/office/drawing/2016/5/14/chartex" xmlns:mc="http://schemas.openxmlformats.org/markup-compatibility/2006" xmlns:aink="http://schemas.microsoft.com/office/drawing/2016/ink" xmlns:am3d="http://schemas.microsoft.com/office/drawing/2017/model3d" xmlns:o="urn:schemas-microsoft-com:office:office" xmlns:oel="http://schemas.microsoft.com/office/2019/extlst" xmlns:r="http://schemas.openxmlformats.org/officeDocument/2006/relationships" xmlns:m="http://schemas.openxmlformats.org/officeDocument/2006/math" xmlns:v="urn:schemas-microsoft-com:vml" xmlns:wp14="http://schemas.microsoft.com/office/word/2010/wordprocessingDrawing" xmlns:wp="http://schemas.openxmlformats.org/drawingml/2006/wordprocessingDrawing" xmlns:w10="urn:schemas-microsoft-com:office:word" xmlns:w="http://schemas.openxmlformats.org/wordprocessingml/2006/main" xmlns:w14="http://schemas.microsoft.com/office/word/2010/wordml" xmlns:w15="http://schemas.microsoft.com/office/word/2012/wordml" xmlns:w16cex="http://schemas.microsoft.com/office/word/2018/wordml/cex" xmlns:w16cid="http://schemas.microsoft.com/office/word/2016/wordml/cid" xmlns:w16="http://schemas.microsoft.com/office/word/2018/wordml" xmlns:w16sdtdh="http://schemas.microsoft.com/office/word/2020/wordml/sdtdatahash" xmlns:w16se="http://schemas.microsoft.com/office/word/2015/wordml/symex" xmlns:wpg="http://schemas.microsoft.com/office/word/2010/wordprocessingGroup" xmlns:wpi="http://schemas.microsoft.com/office/word/2010/wordprocessingInk" xmlns:wne="http://schemas.microsoft.com/office/word/2006/wordml" xmlns:wps="http://schemas.microsoft.com/office/word/2010/wordprocessingShape" mc:Ignorable="w14 w15 w16se w16cid w16 w16cex w16sdtdh wp14">
   <w:abstractNum w:abstractNumId="0" w15:restartNumberingAfterBreak="0">
     <w:nsid w:val="016A60D1"/>
     <w:multiLevelType w:val="multilevel"/>
@@ -10442,7 +9636,7 @@
 </file>
 
 <file path=word/styles.xml><?xml version="1.0" encoding="utf-8"?>
-<w:styles xmlns:mc="http://schemas.openxmlformats.org/markup-compatibility/2006" xmlns:r="http://schemas.openxmlformats.org/officeDocument/2006/relationships" xmlns:w="http://schemas.openxmlformats.org/wordprocessingml/2006/main" xmlns:w14="http://schemas.microsoft.com/office/word/2010/wordml" xmlns:w15="http://schemas.microsoft.com/office/word/2012/wordml" xmlns:w16cex="http://schemas.microsoft.com/office/word/2018/wordml/cex" xmlns:w16cid="http://schemas.microsoft.com/office/word/2016/wordml/cid" xmlns:w16="http://schemas.microsoft.com/office/word/2018/wordml" xmlns:w16du="http://schemas.microsoft.com/office/word/2023/wordml/word16du" xmlns:w16sdtdh="http://schemas.microsoft.com/office/word/2020/wordml/sdtdatahash" xmlns:w16sdtfl="http://schemas.microsoft.com/office/word/2024/wordml/sdtformatlock" xmlns:w16se="http://schemas.microsoft.com/office/word/2015/wordml/symex" mc:Ignorable="w14 w15 w16se w16cid w16 w16cex w16sdtdh w16sdtfl w16du">
+<w:styles xmlns:mc="http://schemas.openxmlformats.org/markup-compatibility/2006" xmlns:r="http://schemas.openxmlformats.org/officeDocument/2006/relationships" xmlns:w="http://schemas.openxmlformats.org/wordprocessingml/2006/main" xmlns:w14="http://schemas.microsoft.com/office/word/2010/wordml" xmlns:w15="http://schemas.microsoft.com/office/word/2012/wordml" xmlns:w16cex="http://schemas.microsoft.com/office/word/2018/wordml/cex" xmlns:w16cid="http://schemas.microsoft.com/office/word/2016/wordml/cid" xmlns:w16="http://schemas.microsoft.com/office/word/2018/wordml" xmlns:w16sdtdh="http://schemas.microsoft.com/office/word/2020/wordml/sdtdatahash" xmlns:w16se="http://schemas.microsoft.com/office/word/2015/wordml/symex" mc:Ignorable="w14 w15 w16se w16cid w16 w16cex w16sdtdh">
   <w:docDefaults>
     <w:rPrDefault>
       <w:rPr>
@@ -10885,6 +10079,7 @@
   <w:style w:type="character" w:default="1" w:styleId="DefaultParagraphFont">
     <w:name w:val="Default Paragraph Font"/>
     <w:uiPriority w:val="1"/>
+    <w:semiHidden/>
     <w:unhideWhenUsed/>
   </w:style>
   <w:style w:type="table" w:default="1" w:styleId="TableNormal">
@@ -11025,6 +10220,50 @@
         <w:insideV w:val="single" w:sz="4" w:space="0" w:color="auto"/>
       </w:tblBorders>
     </w:tblPr>
+  </w:style>
+  <w:style w:type="paragraph" w:styleId="Header">
+    <w:name w:val="header"/>
+    <w:basedOn w:val="Normal"/>
+    <w:link w:val="HeaderChar"/>
+    <w:uiPriority w:val="99"/>
+    <w:unhideWhenUsed/>
+    <w:rsid w:val="005E4213"/>
+    <w:pPr>
+      <w:tabs>
+        <w:tab w:val="center" w:pos="4320"/>
+        <w:tab w:val="right" w:pos="8640"/>
+      </w:tabs>
+      <w:spacing w:after="0" w:line="240" w:lineRule="auto"/>
+    </w:pPr>
+  </w:style>
+  <w:style w:type="character" w:customStyle="1" w:styleId="HeaderChar">
+    <w:name w:val="Header Char"/>
+    <w:basedOn w:val="DefaultParagraphFont"/>
+    <w:link w:val="Header"/>
+    <w:uiPriority w:val="99"/>
+    <w:rsid w:val="005E4213"/>
+  </w:style>
+  <w:style w:type="paragraph" w:styleId="Footer">
+    <w:name w:val="footer"/>
+    <w:basedOn w:val="Normal"/>
+    <w:link w:val="FooterChar"/>
+    <w:uiPriority w:val="99"/>
+    <w:unhideWhenUsed/>
+    <w:rsid w:val="005E4213"/>
+    <w:pPr>
+      <w:tabs>
+        <w:tab w:val="center" w:pos="4320"/>
+        <w:tab w:val="right" w:pos="8640"/>
+      </w:tabs>
+      <w:spacing w:after="0" w:line="240" w:lineRule="auto"/>
+    </w:pPr>
+  </w:style>
+  <w:style w:type="character" w:customStyle="1" w:styleId="FooterChar">
+    <w:name w:val="Footer Char"/>
+    <w:basedOn w:val="DefaultParagraphFont"/>
+    <w:link w:val="Footer"/>
+    <w:uiPriority w:val="99"/>
+    <w:rsid w:val="005E4213"/>
   </w:style>
 </w:styles>
 </file>
